--- a/Volume 1/Chapter 03 - File Handling/SPA_Vol1_Ch3_Lesson3_3_Write_File.docx
+++ b/Volume 1/Chapter 03 - File Handling/SPA_Vol1_Ch3_Lesson3_3_Write_File.docx
@@ -821,20 +821,309 @@
         <w:keepNext/>
       </w:pPr>
       <w:r>
-        <w:t>Save each source and supporting file from this lesson into the matching path in the project layout. As in Chapter 1, notepad .\c\basic_write_file.c creates and opens one: choose Yes, type the file, save it with Ctrl+S, and close Notepad. Then install the TypeScript compiler for this project.</w:t>
-      </w:r>
-    </w:p>
-    <w:p>
-      <w:pPr>
-        <w:keepNext/>
-      </w:pPr>
-    </w:p>
-    <w:p>
-      <w:pPr>
-        <w:pStyle w:val="CommandBlock"/>
-      </w:pPr>
-      <w:r>
-        <w:t>npm --prefix .\typescript install --ignore-scripts --no-audit --no-fund</w:t>
+        <w:t>Next, let the tools create each project's settings file, as in Chapter 1. Remember, -o names the project folder: dotnet new console -o makes a C# project there, with a .csproj file and a starter Program.cs, which you replace with this lesson's code in the C# section. Remember, go.mod makes the folder a module: go mod init writes it, and its go line shows the Go version you have installed.</w:t>
+      </w:r>
+    </w:p>
+    <w:p>
+      <w:pPr>
+        <w:keepNext/>
+      </w:pPr>
+    </w:p>
+    <w:p>
+      <w:pPr>
+        <w:pStyle w:val="CommandBlock"/>
+        <w:keepNext/>
+      </w:pPr>
+      <w:r>
+        <w:t>dotnet new console -o .\csharp\BasicWriteFile</w:t>
+      </w:r>
+    </w:p>
+    <w:p>
+      <w:pPr>
+        <w:pStyle w:val="CommandBlock"/>
+        <w:keepNext/>
+      </w:pPr>
+      <w:r>
+        <w:t>dotnet new console -o .\csharp\WriteFile</w:t>
+      </w:r>
+    </w:p>
+    <w:p>
+      <w:pPr>
+        <w:pStyle w:val="CommandBlock"/>
+      </w:pPr>
+      <w:r>
+        <w:t>go -C .\go mod init example.com/writefile</w:t>
+      </w:r>
+    </w:p>
+    <w:p>
+      <w:pPr>
+        <w:keepNext/>
+      </w:pPr>
+    </w:p>
+    <w:p>
+      <w:pPr>
+        <w:keepNext/>
+      </w:pPr>
+      <w:r>
+        <w:t>Then make the TypeScript project's package.json and install its compiler. Remember, npm init -y, npm pkg, then npm install: Push-Location moves into .\typescript first, because npm init ignores --prefix, and Pop-Location moves back to lesson-3.3.</w:t>
+      </w:r>
+    </w:p>
+    <w:p>
+      <w:pPr>
+        <w:keepNext/>
+      </w:pPr>
+    </w:p>
+    <w:p>
+      <w:pPr>
+        <w:pStyle w:val="CommandBlock"/>
+        <w:keepNext/>
+      </w:pPr>
+      <w:r>
+        <w:t>Push-Location .\typescript</w:t>
+      </w:r>
+    </w:p>
+    <w:p>
+      <w:pPr>
+        <w:pStyle w:val="CommandBlock"/>
+        <w:keepNext/>
+      </w:pPr>
+      <w:r>
+        <w:t>npm init -y</w:t>
+      </w:r>
+    </w:p>
+    <w:p>
+      <w:pPr>
+        <w:pStyle w:val="CommandBlock"/>
+        <w:keepNext/>
+      </w:pPr>
+      <w:r>
+        <w:t>npm pkg set name=write-file-typescript type=module</w:t>
+      </w:r>
+    </w:p>
+    <w:p>
+      <w:pPr>
+        <w:pStyle w:val="CommandBlock"/>
+        <w:keepNext/>
+      </w:pPr>
+      <w:r>
+        <w:t>npm pkg set private=true --json</w:t>
+      </w:r>
+    </w:p>
+    <w:p>
+      <w:pPr>
+        <w:pStyle w:val="CommandBlock"/>
+        <w:keepNext/>
+      </w:pPr>
+      <w:r>
+        <w:t>npm pkg set "scripts.check=tsc --noEmit" "scripts.build=tsc --noEmitOnError"</w:t>
+      </w:r>
+    </w:p>
+    <w:p>
+      <w:pPr>
+        <w:pStyle w:val="CommandBlock"/>
+        <w:keepNext/>
+      </w:pPr>
+      <w:r>
+        <w:t>npm pkg delete version description main keywords author license scripts.test</w:t>
+      </w:r>
+    </w:p>
+    <w:p>
+      <w:pPr>
+        <w:pStyle w:val="CommandBlock"/>
+        <w:keepNext/>
+      </w:pPr>
+      <w:r>
+        <w:t>npm install --save-dev --save-exact typescript@7.0.2 @types/node@24.13.5 `</w:t>
+      </w:r>
+    </w:p>
+    <w:p>
+      <w:pPr>
+        <w:pStyle w:val="CommandBlock"/>
+        <w:keepNext/>
+      </w:pPr>
+      <w:r>
+        <w:t xml:space="preserve">    --ignore-scripts --no-audit --no-fund</w:t>
+      </w:r>
+    </w:p>
+    <w:p>
+      <w:pPr>
+        <w:pStyle w:val="CommandBlock"/>
+      </w:pPr>
+      <w:r>
+        <w:t>Pop-Location</w:t>
+      </w:r>
+    </w:p>
+    <w:p>
+      <w:pPr>
+        <w:keepNext/>
+      </w:pPr>
+    </w:p>
+    <w:p>
+      <w:r>
+        <w:t>Then type the TypeScript compiler settings. As in Chapter 1, notepad .\typescript\tsconfig.json creates and opens the file: choose Yes, type the file, save it with Ctrl+S, and close Notepad.</w:t>
+      </w:r>
+    </w:p>
+    <w:p>
+      <w:pPr>
+        <w:keepNext/>
+      </w:pPr>
+    </w:p>
+    <w:p>
+      <w:pPr>
+        <w:pStyle w:val="Heading3"/>
+      </w:pPr>
+      <w:r>
+        <w:t>typescript/tsconfig.json</w:t>
+      </w:r>
+    </w:p>
+    <w:p>
+      <w:pPr>
+        <w:pStyle w:val="SourceCode"/>
+        <w:keepNext/>
+      </w:pPr>
+      <w:r>
+        <w:t>{</w:t>
+      </w:r>
+    </w:p>
+    <w:p>
+      <w:pPr>
+        <w:pStyle w:val="SourceCode"/>
+        <w:keepNext/>
+      </w:pPr>
+      <w:r>
+        <w:t xml:space="preserve">  "compilerOptions": {</w:t>
+      </w:r>
+    </w:p>
+    <w:p>
+      <w:pPr>
+        <w:pStyle w:val="SourceCode"/>
+      </w:pPr>
+      <w:r>
+        <w:t xml:space="preserve">    "target": "ES2022",</w:t>
+      </w:r>
+    </w:p>
+    <w:p>
+      <w:pPr>
+        <w:pStyle w:val="SourceCode"/>
+      </w:pPr>
+      <w:r>
+        <w:t xml:space="preserve">    "module": "NodeNext",</w:t>
+      </w:r>
+    </w:p>
+    <w:p>
+      <w:pPr>
+        <w:pStyle w:val="SourceCode"/>
+      </w:pPr>
+      <w:r>
+        <w:t xml:space="preserve">    "moduleResolution": "NodeNext",</w:t>
+      </w:r>
+    </w:p>
+    <w:p>
+      <w:pPr>
+        <w:pStyle w:val="SourceCode"/>
+      </w:pPr>
+      <w:r>
+        <w:t xml:space="preserve">    "rootDir": "src",</w:t>
+      </w:r>
+    </w:p>
+    <w:p>
+      <w:pPr>
+        <w:pStyle w:val="SourceCode"/>
+      </w:pPr>
+      <w:r>
+        <w:t xml:space="preserve">    "outDir": "dist",</w:t>
+      </w:r>
+    </w:p>
+    <w:p>
+      <w:pPr>
+        <w:pStyle w:val="SourceCode"/>
+      </w:pPr>
+      <w:r>
+        <w:t xml:space="preserve">    "strict": true,</w:t>
+      </w:r>
+    </w:p>
+    <w:p>
+      <w:pPr>
+        <w:pStyle w:val="SourceCode"/>
+      </w:pPr>
+      <w:r>
+        <w:t xml:space="preserve">    "types": [</w:t>
+      </w:r>
+    </w:p>
+    <w:p>
+      <w:pPr>
+        <w:pStyle w:val="SourceCode"/>
+      </w:pPr>
+      <w:r>
+        <w:t xml:space="preserve">      "node"</w:t>
+      </w:r>
+    </w:p>
+    <w:p>
+      <w:pPr>
+        <w:pStyle w:val="SourceCode"/>
+      </w:pPr>
+      <w:r>
+        <w:t xml:space="preserve">    ],</w:t>
+      </w:r>
+    </w:p>
+    <w:p>
+      <w:pPr>
+        <w:pStyle w:val="SourceCode"/>
+      </w:pPr>
+      <w:r>
+        <w:t xml:space="preserve">    "moduleDetection": "force"</w:t>
+      </w:r>
+    </w:p>
+    <w:p>
+      <w:pPr>
+        <w:pStyle w:val="SourceCode"/>
+      </w:pPr>
+      <w:r>
+        <w:t xml:space="preserve">  },</w:t>
+      </w:r>
+    </w:p>
+    <w:p>
+      <w:pPr>
+        <w:pStyle w:val="SourceCode"/>
+      </w:pPr>
+      <w:r>
+        <w:t xml:space="preserve">  "include": [</w:t>
+      </w:r>
+    </w:p>
+    <w:p>
+      <w:pPr>
+        <w:pStyle w:val="SourceCode"/>
+        <w:keepNext/>
+      </w:pPr>
+      <w:r>
+        <w:t xml:space="preserve">    "src/**/*.ts"</w:t>
+      </w:r>
+    </w:p>
+    <w:p>
+      <w:pPr>
+        <w:pStyle w:val="SourceCode"/>
+        <w:keepNext/>
+      </w:pPr>
+      <w:r>
+        <w:t xml:space="preserve">  ]</w:t>
+      </w:r>
+    </w:p>
+    <w:p>
+      <w:pPr>
+        <w:pStyle w:val="SourceCode"/>
+      </w:pPr>
+      <w:r>
+        <w:t>}</w:t>
+      </w:r>
+    </w:p>
+    <w:p>
+      <w:pPr>
+        <w:keepNext/>
+      </w:pPr>
+    </w:p>
+    <w:p>
+      <w:r>
+        <w:t>You save each source file in its language's section below, as each is shown, the same way.</w:t>
       </w:r>
     </w:p>
     <w:p>
@@ -904,20 +1193,129 @@
         <w:keepNext/>
       </w:pPr>
       <w:r>
-        <w:t>Save each source and supporting file from this lesson into the matching path in the project layout. As in Chapter 1, nano ./c/basic_write_file.c creates and opens one: type the file, then save and close it with Ctrl+O, Enter, then Ctrl+X. Then install the TypeScript compiler for this project.</w:t>
-      </w:r>
-    </w:p>
-    <w:p>
-      <w:pPr>
-        <w:keepNext/>
-      </w:pPr>
-    </w:p>
-    <w:p>
-      <w:pPr>
-        <w:pStyle w:val="CommandBlock"/>
-      </w:pPr>
-      <w:r>
-        <w:t>npm --prefix ./typescript install --ignore-scripts --no-audit --no-fund</w:t>
+        <w:t>Then create the C#, Go, and TypeScript project files with the same commands as on Windows; cd moves into ./typescript for the npm lines, and cd .. moves back.</w:t>
+      </w:r>
+    </w:p>
+    <w:p>
+      <w:pPr>
+        <w:keepNext/>
+      </w:pPr>
+    </w:p>
+    <w:p>
+      <w:pPr>
+        <w:pStyle w:val="CommandBlock"/>
+        <w:keepNext/>
+      </w:pPr>
+      <w:r>
+        <w:t>dotnet new console -o ./csharp/BasicWriteFile</w:t>
+      </w:r>
+    </w:p>
+    <w:p>
+      <w:pPr>
+        <w:pStyle w:val="CommandBlock"/>
+        <w:keepNext/>
+      </w:pPr>
+      <w:r>
+        <w:t>dotnet new console -o ./csharp/WriteFile</w:t>
+      </w:r>
+    </w:p>
+    <w:p>
+      <w:pPr>
+        <w:pStyle w:val="CommandBlock"/>
+        <w:keepNext/>
+      </w:pPr>
+      <w:r>
+        <w:t>go -C ./go mod init example.com/writefile</w:t>
+      </w:r>
+    </w:p>
+    <w:p>
+      <w:pPr>
+        <w:pStyle w:val="CommandBlock"/>
+        <w:keepNext/>
+      </w:pPr>
+      <w:r>
+        <w:t>cd ./typescript</w:t>
+      </w:r>
+    </w:p>
+    <w:p>
+      <w:pPr>
+        <w:pStyle w:val="CommandBlock"/>
+        <w:keepNext/>
+      </w:pPr>
+      <w:r>
+        <w:t>npm init -y</w:t>
+      </w:r>
+    </w:p>
+    <w:p>
+      <w:pPr>
+        <w:pStyle w:val="CommandBlock"/>
+        <w:keepNext/>
+      </w:pPr>
+      <w:r>
+        <w:t>npm pkg set name=write-file-typescript type=module</w:t>
+      </w:r>
+    </w:p>
+    <w:p>
+      <w:pPr>
+        <w:pStyle w:val="CommandBlock"/>
+        <w:keepNext/>
+      </w:pPr>
+      <w:r>
+        <w:t>npm pkg set private=true --json</w:t>
+      </w:r>
+    </w:p>
+    <w:p>
+      <w:pPr>
+        <w:pStyle w:val="CommandBlock"/>
+        <w:keepNext/>
+      </w:pPr>
+      <w:r>
+        <w:t>npm pkg set "scripts.check=tsc --noEmit" "scripts.build=tsc --noEmitOnError"</w:t>
+      </w:r>
+    </w:p>
+    <w:p>
+      <w:pPr>
+        <w:pStyle w:val="CommandBlock"/>
+        <w:keepNext/>
+      </w:pPr>
+      <w:r>
+        <w:t>npm pkg delete version description main keywords author license scripts.test</w:t>
+      </w:r>
+    </w:p>
+    <w:p>
+      <w:pPr>
+        <w:pStyle w:val="CommandBlock"/>
+        <w:keepNext/>
+      </w:pPr>
+      <w:r>
+        <w:t>npm install --save-dev --save-exact typescript@7.0.2 @types/node@24.13.5 \</w:t>
+      </w:r>
+    </w:p>
+    <w:p>
+      <w:pPr>
+        <w:pStyle w:val="CommandBlock"/>
+        <w:keepNext/>
+      </w:pPr>
+      <w:r>
+        <w:t xml:space="preserve">    --ignore-scripts --no-audit --no-fund</w:t>
+      </w:r>
+    </w:p>
+    <w:p>
+      <w:pPr>
+        <w:pStyle w:val="CommandBlock"/>
+      </w:pPr>
+      <w:r>
+        <w:t>cd ..</w:t>
+      </w:r>
+    </w:p>
+    <w:p>
+      <w:pPr>
+        <w:keepNext/>
+      </w:pPr>
+    </w:p>
+    <w:p>
+      <w:r>
+        <w:t>Type typescript/tsconfig.json exactly as shown in the Windows setup. You save each source file in its language's section below, as each is shown. As in Chapter 1, nano ./c/basic_write_file.c creates and opens one: type the file, then save and close it with Ctrl+O, Enter, then Ctrl+X.</w:t>
       </w:r>
     </w:p>
     <w:p>
@@ -10477,7 +10875,7 @@
     </w:p>
     <w:p>
       <w:r>
-        <w:t>These files follow the same pattern as the earlier lessons: only the project names change, and go.mod names this lesson's Go module, example.com/writefile.</w:t>
+        <w:t>These are the files the setup commands wrote, shown here so you can check yours. Your go line shows your own Go version, and the blank lines and the order of the package.json fields may differ.</w:t>
       </w:r>
     </w:p>
     <w:p>
@@ -10815,164 +11213,6 @@
       </w:pPr>
       <w:r>
         <w:t xml:space="preserve">  }</w:t>
-      </w:r>
-    </w:p>
-    <w:p>
-      <w:pPr>
-        <w:pStyle w:val="SourceCode"/>
-      </w:pPr>
-      <w:r>
-        <w:t>}</w:t>
-      </w:r>
-    </w:p>
-    <w:p>
-      <w:pPr>
-        <w:keepNext/>
-      </w:pPr>
-    </w:p>
-    <w:p>
-      <w:pPr>
-        <w:keepNext/>
-      </w:pPr>
-    </w:p>
-    <w:p>
-      <w:pPr>
-        <w:pStyle w:val="Heading2"/>
-      </w:pPr>
-      <w:r>
-        <w:t>typescript/tsconfig.json</w:t>
-      </w:r>
-    </w:p>
-    <w:p>
-      <w:pPr>
-        <w:pStyle w:val="SourceCode"/>
-        <w:keepNext/>
-      </w:pPr>
-      <w:r>
-        <w:t>{</w:t>
-      </w:r>
-    </w:p>
-    <w:p>
-      <w:pPr>
-        <w:pStyle w:val="SourceCode"/>
-        <w:keepNext/>
-      </w:pPr>
-      <w:r>
-        <w:t xml:space="preserve">  "compilerOptions": {</w:t>
-      </w:r>
-    </w:p>
-    <w:p>
-      <w:pPr>
-        <w:pStyle w:val="SourceCode"/>
-      </w:pPr>
-      <w:r>
-        <w:t xml:space="preserve">    "target": "ES2022",</w:t>
-      </w:r>
-    </w:p>
-    <w:p>
-      <w:pPr>
-        <w:pStyle w:val="SourceCode"/>
-      </w:pPr>
-      <w:r>
-        <w:t xml:space="preserve">    "module": "NodeNext",</w:t>
-      </w:r>
-    </w:p>
-    <w:p>
-      <w:pPr>
-        <w:pStyle w:val="SourceCode"/>
-      </w:pPr>
-      <w:r>
-        <w:t xml:space="preserve">    "moduleResolution": "NodeNext",</w:t>
-      </w:r>
-    </w:p>
-    <w:p>
-      <w:pPr>
-        <w:pStyle w:val="SourceCode"/>
-      </w:pPr>
-      <w:r>
-        <w:t xml:space="preserve">    "rootDir": "src",</w:t>
-      </w:r>
-    </w:p>
-    <w:p>
-      <w:pPr>
-        <w:pStyle w:val="SourceCode"/>
-      </w:pPr>
-      <w:r>
-        <w:t xml:space="preserve">    "outDir": "dist",</w:t>
-      </w:r>
-    </w:p>
-    <w:p>
-      <w:pPr>
-        <w:pStyle w:val="SourceCode"/>
-      </w:pPr>
-      <w:r>
-        <w:t xml:space="preserve">    "strict": true,</w:t>
-      </w:r>
-    </w:p>
-    <w:p>
-      <w:pPr>
-        <w:pStyle w:val="SourceCode"/>
-      </w:pPr>
-      <w:r>
-        <w:t xml:space="preserve">    "types": [</w:t>
-      </w:r>
-    </w:p>
-    <w:p>
-      <w:pPr>
-        <w:pStyle w:val="SourceCode"/>
-      </w:pPr>
-      <w:r>
-        <w:t xml:space="preserve">      "node"</w:t>
-      </w:r>
-    </w:p>
-    <w:p>
-      <w:pPr>
-        <w:pStyle w:val="SourceCode"/>
-      </w:pPr>
-      <w:r>
-        <w:t xml:space="preserve">    ],</w:t>
-      </w:r>
-    </w:p>
-    <w:p>
-      <w:pPr>
-        <w:pStyle w:val="SourceCode"/>
-      </w:pPr>
-      <w:r>
-        <w:t xml:space="preserve">    "moduleDetection": "force"</w:t>
-      </w:r>
-    </w:p>
-    <w:p>
-      <w:pPr>
-        <w:pStyle w:val="SourceCode"/>
-      </w:pPr>
-      <w:r>
-        <w:t xml:space="preserve">  },</w:t>
-      </w:r>
-    </w:p>
-    <w:p>
-      <w:pPr>
-        <w:pStyle w:val="SourceCode"/>
-      </w:pPr>
-      <w:r>
-        <w:t xml:space="preserve">  "include": [</w:t>
-      </w:r>
-    </w:p>
-    <w:p>
-      <w:pPr>
-        <w:pStyle w:val="SourceCode"/>
-        <w:keepNext/>
-      </w:pPr>
-      <w:r>
-        <w:t xml:space="preserve">    "src/**/*.ts"</w:t>
-      </w:r>
-    </w:p>
-    <w:p>
-      <w:pPr>
-        <w:pStyle w:val="SourceCode"/>
-        <w:keepNext/>
-      </w:pPr>
-      <w:r>
-        <w:t xml:space="preserve">  ]</w:t>
       </w:r>
     </w:p>
     <w:p>
@@ -12030,31 +12270,31 @@
       </w:rPr>
     </w:lvl>
   </w:abstractNum>
-  <w:num w:numId="1" w16cid:durableId="1588611870">
+  <w:num w:numId="1" w16cid:durableId="515340743">
     <w:abstractNumId w:val="8"/>
   </w:num>
-  <w:num w:numId="2" w16cid:durableId="1487239976">
+  <w:num w:numId="2" w16cid:durableId="1105420694">
     <w:abstractNumId w:val="6"/>
   </w:num>
-  <w:num w:numId="3" w16cid:durableId="438914208">
+  <w:num w:numId="3" w16cid:durableId="113447781">
     <w:abstractNumId w:val="5"/>
   </w:num>
-  <w:num w:numId="4" w16cid:durableId="986402360">
+  <w:num w:numId="4" w16cid:durableId="239750847">
     <w:abstractNumId w:val="4"/>
   </w:num>
-  <w:num w:numId="5" w16cid:durableId="1033194115">
+  <w:num w:numId="5" w16cid:durableId="236017216">
     <w:abstractNumId w:val="7"/>
   </w:num>
-  <w:num w:numId="6" w16cid:durableId="1687099058">
+  <w:num w:numId="6" w16cid:durableId="1114864968">
     <w:abstractNumId w:val="3"/>
   </w:num>
-  <w:num w:numId="7" w16cid:durableId="1887830859">
+  <w:num w:numId="7" w16cid:durableId="2098208926">
     <w:abstractNumId w:val="2"/>
   </w:num>
-  <w:num w:numId="8" w16cid:durableId="1564680606">
+  <w:num w:numId="8" w16cid:durableId="99570930">
     <w:abstractNumId w:val="1"/>
   </w:num>
-  <w:num w:numId="9" w16cid:durableId="1317798967">
+  <w:num w:numId="9" w16cid:durableId="868228215">
     <w:abstractNumId w:val="0"/>
   </w:num>
 </w:numbering>

--- a/Volume 1/Chapter 03 - File Handling/SPA_Vol1_Ch3_Lesson3_3_Write_File.docx
+++ b/Volume 1/Chapter 03 - File Handling/SPA_Vol1_Ch3_Lesson3_3_Write_File.docx
@@ -67,7 +67,7 @@
     </w:p>
     <w:p>
       <w:r>
-        <w:t>Write a new, complete set of text, three server names, into inventory.txt, in C, C++, C#, Go, Python, and TypeScript, and find out exactly what writing does to the file: it creates the file when it is missing, and replaces everything in it when it exists.</w:t>
+        <w:t>Write a new, complete set of text, three server names, into a file named inventory.txt, in C, C++, C#, Go, Python, and TypeScript, and find out exactly what writing does to the file: it creates the file when it is missing, and replaces everything in it when it exists.</w:t>
       </w:r>
     </w:p>
     <w:p>
@@ -182,7 +182,19 @@
         <w:pStyle w:val="ListBullet"/>
       </w:pPr>
       <w:r>
-        <w:t>inventory.txt is a relative path, so the program writes it in the working directory, the folder you run the program from (Lesson 2.13).</w:t>
+        <w:t>Each language writes its own inventory.txt inside its own folder: the C programs write .\c\inventory.txt, the C++ programs .\cpp\inventory.txt, and so on, so no two languages ever change the same file. Each program joins its folder's name and inventory.txt with the language's join.</w:t>
+      </w:r>
+    </w:p>
+    <w:p>
+      <w:pPr>
+        <w:pStyle w:val="ListBullet"/>
+      </w:pPr>
+      <w:r>
+        <w:t xml:space="preserve">.\c\inventory.txt is a relative path, so it starts from the working directory, the folder you run the program from (Lesson 2.13). Run the programs from the lesson-3.3 folder. .\ names the working directory itself. The </w:t>
+      </w:r>
+      <w:r>
+        <w:lastRenderedPageBreak/>
+        <w:t>programs print the path as they joined it, without .\ in front; it still starts from the working directory, and the c at its start is the C folder, never drive C.</w:t>
       </w:r>
     </w:p>
     <w:p>
@@ -312,7 +324,7 @@
         <w:keepNext/>
       </w:pPr>
       <w:r>
-        <w:t>Open inventory.txt for Writing: Created if Missing, Emptied if It Exists</w:t>
+        <w:t>Open the Language's inventory.txt for Writing: Created if Missing, Emptied if It Exists</w:t>
       </w:r>
     </w:p>
     <w:p>
@@ -414,7 +426,7 @@
         <w:pStyle w:val="ListBullet"/>
       </w:pPr>
       <w:r>
-        <w:t>Every implementation writes the same text, web-01, db-01, and backup-01, one per line with a line ending after each, into inventory.txt in the lesson-3.3 folder, with a relative path, in one write.</w:t>
+        <w:t>Every implementation writes the same text, web-01, db-01, and backup-01, one per line with a line ending after each, into inventory.txt in its own language's folder (.\c\inventory.txt for C, .\cpp\inventory.txt for C++, and so on), with a relative path, in one write.</w:t>
       </w:r>
     </w:p>
     <w:p>
@@ -422,7 +434,7 @@
         <w:pStyle w:val="ListBullet"/>
       </w:pPr>
       <w:r>
-        <w:t>Writing creates inventory.txt when it is missing and replaces all of its contents when it exists. The Replace Check shows it.</w:t>
+        <w:t>Writing creates the file when it is missing and replaces all of its contents when it exists. The Replace Check shows it.</w:t>
       </w:r>
     </w:p>
     <w:p>
@@ -430,7 +442,7 @@
         <w:pStyle w:val="ListBullet"/>
       </w:pPr>
       <w:r>
-        <w:t>After the write, every implementation prints Wrote inventory.txt: and then the text it wrote, exactly as written.</w:t>
+        <w:t>After the write, every implementation prints Wrote, the path it wrote, and a colon, and then the text it wrote, exactly as written.</w:t>
       </w:r>
     </w:p>
     <w:p>
@@ -446,7 +458,7 @@
         <w:pStyle w:val="ListBullet"/>
       </w:pPr>
       <w:r>
-        <w:t>The Error line is written by the program in C and C++, and is the system's message in C#, Go, Python, and TypeScript; every other line is the same in every language.</w:t>
+        <w:t>The Error line is written by the program in C and C++, and is the system's message in C#, Go, Python, and TypeScript; the Wrote lines name each language's own folder; every other line is the same in every language.</w:t>
       </w:r>
     </w:p>
     <w:p>
@@ -485,7 +497,7 @@
         <w:keepNext/>
       </w:pPr>
       <w:r>
-        <w:t>The programs create inventory.txt in the lesson-3.3 folder when they run, so it is not a file you save.</w:t>
+        <w:t>Each language's programs create inventory.txt in that language's folder when they run, so it is not a file you save.</w:t>
       </w:r>
     </w:p>
     <w:p>
@@ -1338,20 +1350,20 @@
     </w:p>
     <w:p>
       <w:r>
-        <w:t>Before the first run, the lesson-3.3 folder holds no inventory.txt: do not create one. The first program you run creates it, and every later run replaces its contents. The programs write only inventory.txt, and only inside the lesson-3.3 folder; the Challenge adds contacts.txt next to it. To undo the lesson, remove the files the programs created, by name, from the lesson-3.3 folder: Remove-Item inventory.txt, contacts.txt -ErrorAction Ignore (rm -f inventory.txt contacts.txt on Linux or macOS). Never remove</w:t>
-      </w:r>
-      <w:r>
-        <w:t xml:space="preserve"> the folder itself or anything recursively.</w:t>
-      </w:r>
-    </w:p>
-    <w:p>
-      <w:pPr>
-        <w:keepNext/>
-      </w:pPr>
-    </w:p>
-    <w:p>
-      <w:r>
-        <w:t>Check the starting state from the lesson-3.3 folder. Test-Path prints True when a path exists and False when it does not; it must print False.</w:t>
+        <w:t>Before the first run, no language folder holds an inventory.txt: do not create one. The first program you run in each language creates that language's file, and every later run replaces its contents. The programs write only inventory.txt, and only inside their own language's folder; the Challenge adds contacts.txt next to it. To undo the lesson, remove the files the programs created, by name, from each language's folder: Remove-Item .\c\inventory.txt, .\c\contacts.txt -ErrorAction Ignore (rm -f ./c/inventor</w:t>
+      </w:r>
+      <w:r>
+        <w:t>y.txt ./c/contacts.txt on Linux or macOS), and the same with each other folder's name in place of c: cpp, csharp, go, python, typescript. Never remove a folder itself or anything recursively.</w:t>
+      </w:r>
+    </w:p>
+    <w:p>
+      <w:pPr>
+        <w:keepNext/>
+      </w:pPr>
+    </w:p>
+    <w:p>
+      <w:r>
+        <w:t>Check the starting state from the lesson-3.3 folder. Test-Path prints True when a path exists and False when it does not. The * stands for any folder name, so one line checks every language's folder at once; it must print False.</w:t>
       </w:r>
     </w:p>
     <w:p>
@@ -1372,7 +1384,7 @@
         <w:pStyle w:val="CommandBlock"/>
       </w:pPr>
       <w:r>
-        <w:t>Test-Path inventory.txt</w:t>
+        <w:t>Test-Path .\*\inventory.txt</w:t>
       </w:r>
     </w:p>
     <w:p>
@@ -1406,7 +1418,7 @@
         <w:pStyle w:val="CommandBlock"/>
       </w:pPr>
       <w:r>
-        <w:t>ls inventory.txt</w:t>
+        <w:t>ls ./*/inventory.txt</w:t>
       </w:r>
     </w:p>
     <w:p>
@@ -1457,7 +1469,7 @@
     </w:p>
     <w:p>
       <w:r>
-        <w:t>Start with the most direct version: main opens inventory.txt with fopen in "wb" mode, stops with an Error line if fopen returns NULL, writes the whole text with one fprintf, closes the file with fclose, and prints what it wrote. Even this Basic version checks fopen's result, because writing through NULL would crash the program; C has no exception to stop it safely. Every step is commented, so read the comments as you type it.</w:t>
+        <w:t>Start with the most direct version: main joins the c folder and inventory.txt into one path, opens it with fopen in "wb" mode, stops with an Error line if fopen returns NULL, writes the whole text with one fprintf, closes the file with fclose, and prints what it wrote. Even this Basic version checks fopen's result, because writing through NULL would crash the program; C has no exception to stop it safely. Every step is commented, so read the comments as you type it.</w:t>
       </w:r>
     </w:p>
     <w:p>
@@ -1509,6 +1521,59 @@
         <w:pStyle w:val="SourceCode"/>
       </w:pPr>
       <w:r>
+        <w:t>// Remember, #ifdef picks code per system: \ on Windows, / elsewhere.</w:t>
+      </w:r>
+    </w:p>
+    <w:p>
+      <w:pPr>
+        <w:pStyle w:val="SourceCode"/>
+      </w:pPr>
+      <w:r>
+        <w:t>#ifdef _WIN32</w:t>
+      </w:r>
+    </w:p>
+    <w:p>
+      <w:pPr>
+        <w:pStyle w:val="SourceCode"/>
+      </w:pPr>
+      <w:r>
+        <w:t>#define SEPARATOR "\\"</w:t>
+      </w:r>
+    </w:p>
+    <w:p>
+      <w:pPr>
+        <w:pStyle w:val="SourceCode"/>
+      </w:pPr>
+      <w:r>
+        <w:t>#else</w:t>
+      </w:r>
+    </w:p>
+    <w:p>
+      <w:pPr>
+        <w:pStyle w:val="SourceCode"/>
+      </w:pPr>
+      <w:r>
+        <w:t>#define SEPARATOR "/"</w:t>
+      </w:r>
+    </w:p>
+    <w:p>
+      <w:pPr>
+        <w:pStyle w:val="SourceCode"/>
+      </w:pPr>
+      <w:r>
+        <w:t>#endif</w:t>
+      </w:r>
+    </w:p>
+    <w:p>
+      <w:pPr>
+        <w:pStyle w:val="SourceCode"/>
+      </w:pPr>
+    </w:p>
+    <w:p>
+      <w:pPr>
+        <w:pStyle w:val="SourceCode"/>
+      </w:pPr>
+      <w:r>
         <w:t>// Remember, main starts the program; 0 = success, 1 = failure.</w:t>
       </w:r>
     </w:p>
@@ -1570,6 +1635,59 @@
         <w:pStyle w:val="SourceCode"/>
       </w:pPr>
       <w:r>
+        <w:t xml:space="preserve">    // The file's name is inventory.txt, and it goes in the c folder, so</w:t>
+      </w:r>
+    </w:p>
+    <w:p>
+      <w:pPr>
+        <w:pStyle w:val="SourceCode"/>
+      </w:pPr>
+      <w:r>
+        <w:t xml:space="preserve">    // the C programs write only inside their own folder. Remember, join</w:t>
+      </w:r>
+    </w:p>
+    <w:p>
+      <w:pPr>
+        <w:pStyle w:val="SourceCode"/>
+      </w:pPr>
+      <w:r>
+        <w:t xml:space="preserve">    // builds the path with the right separator; C joins with snprintf, one</w:t>
+      </w:r>
+    </w:p>
+    <w:p>
+      <w:pPr>
+        <w:pStyle w:val="SourceCode"/>
+      </w:pPr>
+      <w:r>
+        <w:t xml:space="preserve">    // %s per part: c, SEPARATOR, and the file's name.</w:t>
+      </w:r>
+    </w:p>
+    <w:p>
+      <w:pPr>
+        <w:pStyle w:val="SourceCode"/>
+      </w:pPr>
+      <w:r>
+        <w:t xml:space="preserve">    char path[256] = "";</w:t>
+      </w:r>
+    </w:p>
+    <w:p>
+      <w:pPr>
+        <w:pStyle w:val="SourceCode"/>
+      </w:pPr>
+      <w:r>
+        <w:t xml:space="preserve">    snprintf(path, sizeof path, "%s%s%s", "c", SEPARATOR, "inventory.txt");</w:t>
+      </w:r>
+    </w:p>
+    <w:p>
+      <w:pPr>
+        <w:pStyle w:val="SourceCode"/>
+      </w:pPr>
+    </w:p>
+    <w:p>
+      <w:pPr>
+        <w:pStyle w:val="SourceCode"/>
+      </w:pPr>
+      <w:r>
         <w:t xml:space="preserve">    // Remember, fopen opens the file and returns a handle, a FILE *, and</w:t>
       </w:r>
     </w:p>
@@ -1586,15 +1704,15 @@
         <w:pStyle w:val="SourceCode"/>
       </w:pPr>
       <w:r>
-        <w:t xml:space="preserve">    // and it works whether or not the file exists: a missing inventory.txt</w:t>
-      </w:r>
-    </w:p>
-    <w:p>
-      <w:pPr>
-        <w:pStyle w:val="SourceCode"/>
-      </w:pPr>
-      <w:r>
-        <w:t xml:space="preserve">    // is created, and an existing one is emptied first, so its old text is</w:t>
+        <w:t xml:space="preserve">    // and it works whether or not the file exists: a missing file is</w:t>
+      </w:r>
+    </w:p>
+    <w:p>
+      <w:pPr>
+        <w:pStyle w:val="SourceCode"/>
+      </w:pPr>
+      <w:r>
+        <w:t xml:space="preserve">    // created, and an existing one is emptied first, so its old text is</w:t>
       </w:r>
     </w:p>
     <w:p>
@@ -1634,7 +1752,7 @@
         <w:pStyle w:val="SourceCode"/>
       </w:pPr>
       <w:r>
-        <w:t xml:space="preserve">    FILE *file = fopen("inventory.txt", "wb");</w:t>
+        <w:t xml:space="preserve">    FILE *file = fopen(path, "wb");</w:t>
       </w:r>
     </w:p>
     <w:p>
@@ -1679,7 +1797,7 @@
         <w:pStyle w:val="SourceCode"/>
       </w:pPr>
       <w:r>
-        <w:t xml:space="preserve">        fprintf(stderr, "Error: could not write inventory.txt\n");</w:t>
+        <w:t xml:space="preserve">        fprintf(stderr, "Error: could not write %s\n", path);</w:t>
       </w:r>
     </w:p>
     <w:p>
@@ -1758,23 +1876,23 @@
         <w:pStyle w:val="SourceCode"/>
       </w:pPr>
       <w:r>
-        <w:t xml:space="preserve">    // Report the text just written. Remember, the text already ends in</w:t>
-      </w:r>
-    </w:p>
-    <w:p>
-      <w:pPr>
-        <w:pStyle w:val="SourceCode"/>
-      </w:pPr>
-      <w:r>
-        <w:t xml:space="preserve">    // a line ending, so print it with nothing added.</w:t>
-      </w:r>
-    </w:p>
-    <w:p>
-      <w:pPr>
-        <w:pStyle w:val="SourceCode"/>
-      </w:pPr>
-      <w:r>
-        <w:t xml:space="preserve">    printf("Wrote inventory.txt:\n");</w:t>
+        <w:t xml:space="preserve">    // Report the path and the text just written. Remember, the text</w:t>
+      </w:r>
+    </w:p>
+    <w:p>
+      <w:pPr>
+        <w:pStyle w:val="SourceCode"/>
+      </w:pPr>
+      <w:r>
+        <w:t xml:space="preserve">    // already ends in a line ending, so print it with nothing added.</w:t>
+      </w:r>
+    </w:p>
+    <w:p>
+      <w:pPr>
+        <w:pStyle w:val="SourceCode"/>
+      </w:pPr>
+      <w:r>
+        <w:t xml:space="preserve">    printf("Wrote %s:\n", path);</w:t>
       </w:r>
     </w:p>
     <w:p>
@@ -1926,7 +2044,7 @@
         <w:keepNext/>
       </w:pPr>
       <w:r>
-        <w:t>Wrote inventory.txt:</w:t>
+        <w:t>Wrote c\inventory.txt:</w:t>
       </w:r>
     </w:p>
     <w:p>
@@ -1965,7 +2083,7 @@
         <w:pStyle w:val="ListBullet"/>
       </w:pPr>
       <w:r>
-        <w:t>Wrote inventory.txt: is printed after the write, and the next three lines are the text the program wrote.</w:t>
+        <w:t>The Wrote line names the path the program joined, c and then inventory.txt, and is printed after the write; the next three lines are the text the program wrote.</w:t>
       </w:r>
     </w:p>
     <w:p>
@@ -1989,7 +2107,7 @@
         <w:pStyle w:val="ListBullet"/>
       </w:pPr>
       <w:r>
-        <w:t>If this was the first program you ran in the lesson, inventory.txt did not exist before, and the program created it. If it already existed, the program replaced its contents.</w:t>
+        <w:t>If this was the first C program you ran in the lesson, .\c\inventory.txt did not exist before, and the program created it. If it already existed, the program replaced its contents.</w:t>
       </w:r>
     </w:p>
     <w:p>
@@ -1997,7 +2115,7 @@
         <w:pStyle w:val="ListBullet"/>
       </w:pPr>
       <w:r>
-        <w:t>If the program prints Error: could not write inventory.txt, fopen could not open the file: check that inventory.txt is not marked read-only: the Read-Only Check below marks it on purpose and then clears the mark.</w:t>
+        <w:t>If the program prints an Error line that starts with Error: could not write, fopen could not open the file: check that .\c\inventory.txt is not marked read-only: the Read-Only Check below marks it on purpose and then clears the mark.</w:t>
       </w:r>
     </w:p>
     <w:p>
@@ -2005,7 +2123,7 @@
         <w:pStyle w:val="ListBullet"/>
       </w:pPr>
       <w:r>
-        <w:t>Run every program from the lesson-3.3 folder. A relative path starts from the working directory, so a program run from another folder writes a second inventory.txt there and leaves this one alone.</w:t>
+        <w:t>Run every program from the lesson-3.3 folder. A relative path starts from the working directory, so from another folder the program looks for its language folder there instead: the write fails or lands somewhere else, and this file is left alone.</w:t>
       </w:r>
     </w:p>
     <w:p>
@@ -2034,30 +2152,30 @@
         <w:keepNext/>
       </w:pPr>
       <w:r>
-        <w:t>Now answer the lesson's question, creates or replaces, with a file that already holds something. Set-Content is PowerShell's own write command: it puts the line old-01, an outdated server, into inventory.txt. Get-Content shows it, the program runs, and Get-Content shows the file again.</w:t>
-      </w:r>
-    </w:p>
-    <w:p>
-      <w:pPr>
-        <w:keepNext/>
-      </w:pPr>
-    </w:p>
-    <w:p>
-      <w:pPr>
-        <w:pStyle w:val="CommandBlock"/>
-        <w:keepNext/>
-      </w:pPr>
-      <w:r>
-        <w:t>Set-Content inventory.txt old-01</w:t>
-      </w:r>
-    </w:p>
-    <w:p>
-      <w:pPr>
-        <w:pStyle w:val="CommandBlock"/>
-        <w:keepNext/>
-      </w:pPr>
-      <w:r>
-        <w:t>Get-Content inventory.txt</w:t>
+        <w:t>Now answer the lesson's question, creates or replaces, with a file that already holds something. Set-Content is PowerShell's own write command: it puts the line old-01, an outdated server, into .\c\inventory.txt. Get-Content shows it, the program runs, and Get-Content shows the file again.</w:t>
+      </w:r>
+    </w:p>
+    <w:p>
+      <w:pPr>
+        <w:keepNext/>
+      </w:pPr>
+    </w:p>
+    <w:p>
+      <w:pPr>
+        <w:pStyle w:val="CommandBlock"/>
+        <w:keepNext/>
+      </w:pPr>
+      <w:r>
+        <w:t>Set-Content .\c\inventory.txt old-01</w:t>
+      </w:r>
+    </w:p>
+    <w:p>
+      <w:pPr>
+        <w:pStyle w:val="CommandBlock"/>
+        <w:keepNext/>
+      </w:pPr>
+      <w:r>
+        <w:t>Get-Content .\c\inventory.txt</w:t>
       </w:r>
     </w:p>
     <w:p>
@@ -2074,7 +2192,7 @@
         <w:pStyle w:val="CommandBlock"/>
       </w:pPr>
       <w:r>
-        <w:t>Get-Content inventory.txt</w:t>
+        <w:t>Get-Content .\c\inventory.txt</w:t>
       </w:r>
     </w:p>
     <w:p>
@@ -2095,30 +2213,30 @@
         <w:keepNext/>
       </w:pPr>
       <w:r>
-        <w:t>echo old-01 &gt; inventory.txt does the same as Set-Content: &gt; sends echo's line into the file, replacing what it held. cat shows the file.</w:t>
-      </w:r>
-    </w:p>
-    <w:p>
-      <w:pPr>
-        <w:keepNext/>
-      </w:pPr>
-    </w:p>
-    <w:p>
-      <w:pPr>
-        <w:pStyle w:val="CommandBlock"/>
-        <w:keepNext/>
-      </w:pPr>
-      <w:r>
-        <w:t>echo old-01 &gt; inventory.txt</w:t>
-      </w:r>
-    </w:p>
-    <w:p>
-      <w:pPr>
-        <w:pStyle w:val="CommandBlock"/>
-        <w:keepNext/>
-      </w:pPr>
-      <w:r>
-        <w:t>cat inventory.txt</w:t>
+        <w:t>echo old-01 &gt; ./c/inventory.txt does the same as Set-Content: &gt; sends echo's line into the file, replacing what it held. cat shows the file.</w:t>
+      </w:r>
+    </w:p>
+    <w:p>
+      <w:pPr>
+        <w:keepNext/>
+      </w:pPr>
+    </w:p>
+    <w:p>
+      <w:pPr>
+        <w:pStyle w:val="CommandBlock"/>
+        <w:keepNext/>
+      </w:pPr>
+      <w:r>
+        <w:t>echo old-01 &gt; ./c/inventory.txt</w:t>
+      </w:r>
+    </w:p>
+    <w:p>
+      <w:pPr>
+        <w:pStyle w:val="CommandBlock"/>
+        <w:keepNext/>
+      </w:pPr>
+      <w:r>
+        <w:t>cat ./c/inventory.txt</w:t>
       </w:r>
     </w:p>
     <w:p>
@@ -2135,7 +2253,7 @@
         <w:pStyle w:val="CommandBlock"/>
       </w:pPr>
       <w:r>
-        <w:t>cat inventory.txt</w:t>
+        <w:t>cat ./c/inventory.txt</w:t>
       </w:r>
     </w:p>
     <w:p>
@@ -2171,7 +2289,7 @@
         <w:keepNext/>
       </w:pPr>
       <w:r>
-        <w:t>Wrote inventory.txt:</w:t>
+        <w:t>Wrote c\inventory.txt:</w:t>
       </w:r>
     </w:p>
     <w:p>
@@ -2309,6 +2427,59 @@
         <w:pStyle w:val="SourceCode"/>
       </w:pPr>
       <w:r>
+        <w:t>// Remember, #ifdef picks code per system: \ on Windows, / elsewhere.</w:t>
+      </w:r>
+    </w:p>
+    <w:p>
+      <w:pPr>
+        <w:pStyle w:val="SourceCode"/>
+      </w:pPr>
+      <w:r>
+        <w:t>#ifdef _WIN32</w:t>
+      </w:r>
+    </w:p>
+    <w:p>
+      <w:pPr>
+        <w:pStyle w:val="SourceCode"/>
+      </w:pPr>
+      <w:r>
+        <w:t>#define SEPARATOR "\\"</w:t>
+      </w:r>
+    </w:p>
+    <w:p>
+      <w:pPr>
+        <w:pStyle w:val="SourceCode"/>
+      </w:pPr>
+      <w:r>
+        <w:t>#else</w:t>
+      </w:r>
+    </w:p>
+    <w:p>
+      <w:pPr>
+        <w:pStyle w:val="SourceCode"/>
+      </w:pPr>
+      <w:r>
+        <w:t>#define SEPARATOR "/"</w:t>
+      </w:r>
+    </w:p>
+    <w:p>
+      <w:pPr>
+        <w:pStyle w:val="SourceCode"/>
+      </w:pPr>
+      <w:r>
+        <w:t>#endif</w:t>
+      </w:r>
+    </w:p>
+    <w:p>
+      <w:pPr>
+        <w:pStyle w:val="SourceCode"/>
+      </w:pPr>
+    </w:p>
+    <w:p>
+      <w:pPr>
+        <w:pStyle w:val="SourceCode"/>
+      </w:pPr>
+      <w:r>
         <w:t>// Writes contents into the file at path, replacing whatever the file held,</w:t>
       </w:r>
     </w:p>
@@ -2519,15 +2690,39 @@
         <w:pStyle w:val="SourceCode"/>
       </w:pPr>
       <w:r>
-        <w:t xml:space="preserve">    // Remember, a relative path starts from the working directory.</w:t>
-      </w:r>
-    </w:p>
-    <w:p>
-      <w:pPr>
-        <w:pStyle w:val="SourceCode"/>
-      </w:pPr>
-      <w:r>
-        <w:t xml:space="preserve">    const char *path = "inventory.txt";</w:t>
+        <w:t xml:space="preserve">    // The file goes in the c folder, so the C programs write only inside</w:t>
+      </w:r>
+    </w:p>
+    <w:p>
+      <w:pPr>
+        <w:pStyle w:val="SourceCode"/>
+      </w:pPr>
+      <w:r>
+        <w:t xml:space="preserve">    // their own folder. Remember, join builds the path with the right</w:t>
+      </w:r>
+    </w:p>
+    <w:p>
+      <w:pPr>
+        <w:pStyle w:val="SourceCode"/>
+      </w:pPr>
+      <w:r>
+        <w:t xml:space="preserve">    // separator.</w:t>
+      </w:r>
+    </w:p>
+    <w:p>
+      <w:pPr>
+        <w:pStyle w:val="SourceCode"/>
+      </w:pPr>
+      <w:r>
+        <w:t xml:space="preserve">    char path[256] = "";</w:t>
+      </w:r>
+    </w:p>
+    <w:p>
+      <w:pPr>
+        <w:pStyle w:val="SourceCode"/>
+      </w:pPr>
+      <w:r>
+        <w:t xml:space="preserve">    snprintf(path, sizeof path, "%s%s%s", "c", SEPARATOR, "inventory.txt");</w:t>
       </w:r>
     </w:p>
     <w:p>
@@ -2766,7 +2961,7 @@
         <w:keepNext/>
       </w:pPr>
       <w:r>
-        <w:t>Wrote inventory.txt:</w:t>
+        <w:t>Wrote c\inventory.txt:</w:t>
       </w:r>
     </w:p>
     <w:p>
@@ -2813,7 +3008,7 @@
         <w:pStyle w:val="ListBullet"/>
       </w:pPr>
       <w:r>
-        <w:t>Exit code 0 proves the write succeeded. Get-Content inventory.txt (cat on Linux or macOS) shows the same three lines.</w:t>
+        <w:t>Exit code 0 proves the write succeeded. Get-Content .\c\inventory.txt (cat on Linux or macOS) shows the same three lines.</w:t>
       </w:r>
     </w:p>
     <w:p>
@@ -2829,7 +3024,7 @@
         <w:pStyle w:val="ListBullet"/>
       </w:pPr>
       <w:r>
-        <w:t>Run every program from the lesson-3.3 folder. A relative path starts from the working directory, so a program run from another folder writes a second inventory.txt there and leaves this one alone.</w:t>
+        <w:t>Run every program from the lesson-3.3 folder. A relative path starts from the working directory, so from another folder the program looks for its language folder there instead: the write fails or lands somewhere else, and this file is left alone.</w:t>
       </w:r>
     </w:p>
     <w:p>
@@ -2872,16 +3067,16 @@
         <w:keepNext/>
       </w:pPr>
       <w:r>
-        <w:t>Set-Content inventory.txt old-01</w:t>
-      </w:r>
-    </w:p>
-    <w:p>
-      <w:pPr>
-        <w:pStyle w:val="CommandBlock"/>
-        <w:keepNext/>
-      </w:pPr>
-      <w:r>
-        <w:t>Set-ItemProperty inventory.txt IsReadOnly $true</w:t>
+        <w:t>Set-Content .\c\inventory.txt old-01</w:t>
+      </w:r>
+    </w:p>
+    <w:p>
+      <w:pPr>
+        <w:pStyle w:val="CommandBlock"/>
+        <w:keepNext/>
+      </w:pPr>
+      <w:r>
+        <w:t>Set-ItemProperty .\c\inventory.txt IsReadOnly $true</w:t>
       </w:r>
     </w:p>
     <w:p>
@@ -2908,15 +3103,15 @@
         <w:keepNext/>
       </w:pPr>
       <w:r>
-        <w:t>Set-ItemProperty inventory.txt IsReadOnly $false</w:t>
-      </w:r>
-    </w:p>
-    <w:p>
-      <w:pPr>
-        <w:pStyle w:val="CommandBlock"/>
-      </w:pPr>
-      <w:r>
-        <w:t>Get-Content inventory.txt</w:t>
+        <w:t>Set-ItemProperty .\c\inventory.txt IsReadOnly $false</w:t>
+      </w:r>
+    </w:p>
+    <w:p>
+      <w:pPr>
+        <w:pStyle w:val="CommandBlock"/>
+      </w:pPr>
+      <w:r>
+        <w:t>Get-Content .\c\inventory.txt</w:t>
       </w:r>
     </w:p>
     <w:p>
@@ -2951,16 +3146,16 @@
         <w:keepNext/>
       </w:pPr>
       <w:r>
-        <w:t>echo old-01 &gt; inventory.txt</w:t>
-      </w:r>
-    </w:p>
-    <w:p>
-      <w:pPr>
-        <w:pStyle w:val="CommandBlock"/>
-        <w:keepNext/>
-      </w:pPr>
-      <w:r>
-        <w:t>chmod a-w inventory.txt</w:t>
+        <w:t>echo old-01 &gt; ./c/inventory.txt</w:t>
+      </w:r>
+    </w:p>
+    <w:p>
+      <w:pPr>
+        <w:pStyle w:val="CommandBlock"/>
+        <w:keepNext/>
+      </w:pPr>
+      <w:r>
+        <w:t>chmod a-w ./c/inventory.txt</w:t>
       </w:r>
     </w:p>
     <w:p>
@@ -2987,15 +3182,15 @@
         <w:keepNext/>
       </w:pPr>
       <w:r>
-        <w:t>chmod u+w inventory.txt</w:t>
-      </w:r>
-    </w:p>
-    <w:p>
-      <w:pPr>
-        <w:pStyle w:val="CommandBlock"/>
-      </w:pPr>
-      <w:r>
-        <w:t>cat inventory.txt</w:t>
+        <w:t>chmod u+w ./c/inventory.txt</w:t>
+      </w:r>
+    </w:p>
+    <w:p>
+      <w:pPr>
+        <w:pStyle w:val="CommandBlock"/>
+      </w:pPr>
+      <w:r>
+        <w:t>cat ./c/inventory.txt</w:t>
       </w:r>
     </w:p>
     <w:p>
@@ -3021,7 +3216,7 @@
         <w:pStyle w:val="RequiredOutput"/>
       </w:pPr>
       <w:r>
-        <w:t>Error: could not write inventory.txt</w:t>
+        <w:t>Error: could not write c\inventory.txt</w:t>
       </w:r>
     </w:p>
     <w:p>
@@ -3057,7 +3252,7 @@
         <w:pStyle w:val="ListBullet"/>
       </w:pPr>
       <w:r>
-        <w:t>"wb" does two things at once: it creates inventory.txt when it is missing, and empties it when it exists. Lesson 3.1 checked first whether the file existed and refused to touch it; this lesson leaves that check out on purpose, because its job is to replace the inventory.</w:t>
+        <w:t>"wb" does two things at once: it creates the file when it is missing, and empties it when it exists. Lesson 3.1 checked first whether the file existed and refused to touch it; this lesson leaves that check out on purpose, because its job is to replace the inventory.</w:t>
       </w:r>
     </w:p>
     <w:p>
@@ -3099,7 +3294,7 @@
     </w:p>
     <w:p>
       <w:r>
-        <w:t>Both versions write the same complete text into inventory.txt in one write, creating the file when it is missing and replacing its contents when it exists, and then print what they wrote. The Basic version does it all in main and trusts the write. The Production-Minded version writes through write_text_file, which the Challenge and later lessons reuse, checks the write the way Lesson 2.11 taught, and prints nothing until the write has succeeded, so a failure shows one Error line and exit code 1.</w:t>
+        <w:t>Both versions write the same complete text into .\c\inventory.txt in one write, creating the file when it is missing and replacing its contents when it exists, and then print what they wrote. The Basic version does it all in main and trusts the write. The Production-Minded version writes through write_text_file, which the Challenge and later lessons reuse, checks the write the way Lesson 2.11 taught, and prints nothing until the write has succeeded, so a failure shows one Error line and exit code 1.</w:t>
       </w:r>
     </w:p>
     <w:p>
@@ -3150,7 +3345,7 @@
     </w:p>
     <w:p>
       <w:r>
-        <w:t>Start with the most direct version: main opens inventory.txt by creating a std::ofstream, writes the whole text with one &lt;&lt;, closes the file, and prints what it wrote. This Basic version trusts that the file opened; the Production-Minded version checks. Every step is commented, so read the comments as you type it.</w:t>
+        <w:t>Start with the most direct version: main joins the cpp folder and inventory.txt into one path with /, opens the file by creating a std::ofstream, writes the whole text with one &lt;&lt;, closes the file, and prints what it wrote. This Basic version trusts that the file opened; the Production-Minded version checks. Every step is commented, so read the comments as you type it.</w:t>
       </w:r>
     </w:p>
     <w:p>
@@ -3172,16 +3367,32 @@
         <w:keepNext/>
       </w:pPr>
       <w:r>
-        <w:t>// Remember, #include adds the declarations we need: fstream declares</w:t>
-      </w:r>
-    </w:p>
-    <w:p>
-      <w:pPr>
-        <w:pStyle w:val="SourceCode"/>
-        <w:keepNext/>
-      </w:pPr>
-      <w:r>
-        <w:t>// std::ofstream, which writes a file, and string declares std::string.</w:t>
+        <w:t>// Remember, #include adds the declarations we need: filesystem declares</w:t>
+      </w:r>
+    </w:p>
+    <w:p>
+      <w:pPr>
+        <w:pStyle w:val="SourceCode"/>
+        <w:keepNext/>
+      </w:pPr>
+      <w:r>
+        <w:t>// std::filesystem::path, fstream declares std::ofstream, which writes a</w:t>
+      </w:r>
+    </w:p>
+    <w:p>
+      <w:pPr>
+        <w:pStyle w:val="SourceCode"/>
+      </w:pPr>
+      <w:r>
+        <w:t>// file, and string declares std::string.</w:t>
+      </w:r>
+    </w:p>
+    <w:p>
+      <w:pPr>
+        <w:pStyle w:val="SourceCode"/>
+      </w:pPr>
+      <w:r>
+        <w:t>#include &lt;filesystem&gt;</w:t>
       </w:r>
     </w:p>
     <w:p>
@@ -3271,6 +3482,59 @@
         <w:pStyle w:val="SourceCode"/>
       </w:pPr>
       <w:r>
+        <w:t xml:space="preserve">    // The file's name is inventory.txt, and it goes in the cpp folder, so</w:t>
+      </w:r>
+    </w:p>
+    <w:p>
+      <w:pPr>
+        <w:pStyle w:val="SourceCode"/>
+      </w:pPr>
+      <w:r>
+        <w:t xml:space="preserve">    // the C++ programs write only inside their own folder. Remember, join</w:t>
+      </w:r>
+    </w:p>
+    <w:p>
+      <w:pPr>
+        <w:pStyle w:val="SourceCode"/>
+      </w:pPr>
+      <w:r>
+        <w:t xml:space="preserve">    // builds the path with the right separator; in C++ that is / between</w:t>
+      </w:r>
+    </w:p>
+    <w:p>
+      <w:pPr>
+        <w:pStyle w:val="SourceCode"/>
+      </w:pPr>
+      <w:r>
+        <w:t xml:space="preserve">    // two parts.</w:t>
+      </w:r>
+    </w:p>
+    <w:p>
+      <w:pPr>
+        <w:pStyle w:val="SourceCode"/>
+      </w:pPr>
+      <w:r>
+        <w:t xml:space="preserve">    const std::filesystem::path path =</w:t>
+      </w:r>
+    </w:p>
+    <w:p>
+      <w:pPr>
+        <w:pStyle w:val="SourceCode"/>
+      </w:pPr>
+      <w:r>
+        <w:t xml:space="preserve">        std::filesystem::path("cpp") / "inventory.txt";</w:t>
+      </w:r>
+    </w:p>
+    <w:p>
+      <w:pPr>
+        <w:pStyle w:val="SourceCode"/>
+      </w:pPr>
+    </w:p>
+    <w:p>
+      <w:pPr>
+        <w:pStyle w:val="SourceCode"/>
+      </w:pPr>
+      <w:r>
         <w:t xml:space="preserve">    // Remember, a std::ofstream, an output file stream, opens its file</w:t>
       </w:r>
     </w:p>
@@ -3295,47 +3559,47 @@
         <w:pStyle w:val="SourceCode"/>
       </w:pPr>
       <w:r>
-        <w:t xml:space="preserve">    // missing inventory.txt is created, and an existing one is emptied</w:t>
-      </w:r>
-    </w:p>
-    <w:p>
-      <w:pPr>
-        <w:pStyle w:val="SourceCode"/>
-      </w:pPr>
-      <w:r>
-        <w:t xml:space="preserve">    // first, so its old text is gone before anything is written. Lesson</w:t>
-      </w:r>
-    </w:p>
-    <w:p>
-      <w:pPr>
-        <w:pStyle w:val="SourceCode"/>
-      </w:pPr>
-      <w:r>
-        <w:t xml:space="preserve">    // 3.1 checked first and refused an existing file; this lesson replaces</w:t>
-      </w:r>
-    </w:p>
-    <w:p>
-      <w:pPr>
-        <w:pStyle w:val="SourceCode"/>
-      </w:pPr>
-      <w:r>
-        <w:t xml:space="preserve">    // it on purpose. Remember, std::ios::binary is binary mode, which</w:t>
-      </w:r>
-    </w:p>
-    <w:p>
-      <w:pPr>
-        <w:pStyle w:val="SourceCode"/>
-      </w:pPr>
-      <w:r>
-        <w:t xml:space="preserve">    // keeps "\n" as one byte on Windows.</w:t>
-      </w:r>
-    </w:p>
-    <w:p>
-      <w:pPr>
-        <w:pStyle w:val="SourceCode"/>
-      </w:pPr>
-      <w:r>
-        <w:t xml:space="preserve">    std::ofstream file("inventory.txt", std::ios::binary);</w:t>
+        <w:t xml:space="preserve">    // missing file is created, and an existing one is emptied first, so</w:t>
+      </w:r>
+    </w:p>
+    <w:p>
+      <w:pPr>
+        <w:pStyle w:val="SourceCode"/>
+      </w:pPr>
+      <w:r>
+        <w:t xml:space="preserve">    // its old text is gone before anything is written. Lesson 3.1 checked</w:t>
+      </w:r>
+    </w:p>
+    <w:p>
+      <w:pPr>
+        <w:pStyle w:val="SourceCode"/>
+      </w:pPr>
+      <w:r>
+        <w:t xml:space="preserve">    // first and refused an existing file; this lesson replaces it on</w:t>
+      </w:r>
+    </w:p>
+    <w:p>
+      <w:pPr>
+        <w:pStyle w:val="SourceCode"/>
+      </w:pPr>
+      <w:r>
+        <w:t xml:space="preserve">    // purpose. Remember, std::ios::binary is binary mode, which keeps "\n"</w:t>
+      </w:r>
+    </w:p>
+    <w:p>
+      <w:pPr>
+        <w:pStyle w:val="SourceCode"/>
+      </w:pPr>
+      <w:r>
+        <w:t xml:space="preserve">    // as one byte on Windows.</w:t>
+      </w:r>
+    </w:p>
+    <w:p>
+      <w:pPr>
+        <w:pStyle w:val="SourceCode"/>
+      </w:pPr>
+      <w:r>
+        <w:t xml:space="preserve">    std::ofstream file(path, std::ios::binary);</w:t>
       </w:r>
     </w:p>
     <w:p>
@@ -3398,23 +3662,31 @@
         <w:pStyle w:val="SourceCode"/>
       </w:pPr>
       <w:r>
-        <w:t xml:space="preserve">    // Report the text just written. Remember, the text already ends in</w:t>
-      </w:r>
-    </w:p>
-    <w:p>
-      <w:pPr>
-        <w:pStyle w:val="SourceCode"/>
-      </w:pPr>
-      <w:r>
-        <w:t xml:space="preserve">    // a line ending, so print it with nothing added.</w:t>
-      </w:r>
-    </w:p>
-    <w:p>
-      <w:pPr>
-        <w:pStyle w:val="SourceCode"/>
-      </w:pPr>
-      <w:r>
-        <w:t xml:space="preserve">    std::cout &lt;&lt; "Wrote inventory.txt:\n";</w:t>
+        <w:t xml:space="preserve">    // Report the path and the text just written. Remember, .string()</w:t>
+      </w:r>
+    </w:p>
+    <w:p>
+      <w:pPr>
+        <w:pStyle w:val="SourceCode"/>
+      </w:pPr>
+      <w:r>
+        <w:t xml:space="preserve">    // gives the path as plain text, and the text already ends in a line</w:t>
+      </w:r>
+    </w:p>
+    <w:p>
+      <w:pPr>
+        <w:pStyle w:val="SourceCode"/>
+      </w:pPr>
+      <w:r>
+        <w:t xml:space="preserve">    // ending, so print it with nothing added.</w:t>
+      </w:r>
+    </w:p>
+    <w:p>
+      <w:pPr>
+        <w:pStyle w:val="SourceCode"/>
+      </w:pPr>
+      <w:r>
+        <w:t xml:space="preserve">    std::cout &lt;&lt; "Wrote " &lt;&lt; path.string() &lt;&lt; ":\n";</w:t>
       </w:r>
     </w:p>
     <w:p>
@@ -3566,7 +3838,7 @@
         <w:keepNext/>
       </w:pPr>
       <w:r>
-        <w:t>Wrote inventory.txt:</w:t>
+        <w:t>Wrote cpp\inventory.txt:</w:t>
       </w:r>
     </w:p>
     <w:p>
@@ -3605,7 +3877,7 @@
         <w:pStyle w:val="ListBullet"/>
       </w:pPr>
       <w:r>
-        <w:t>Wrote inventory.txt: is printed after the write, and the next three lines are the text the program wrote.</w:t>
+        <w:t>The Wrote line names the path the program joined, cpp and then inventory.txt, and is printed after the write; the next three lines are the text the program wrote.</w:t>
       </w:r>
     </w:p>
     <w:p>
@@ -3629,7 +3901,7 @@
         <w:pStyle w:val="ListBullet"/>
       </w:pPr>
       <w:r>
-        <w:t>If this was the first program you ran in the lesson, inventory.txt did not exist before, and the program created it. If it already existed, the program replaced its contents.</w:t>
+        <w:t>If this was the first C++ program you ran in the lesson, .\cpp\inventory.txt did not exist before, and the program created it. If it already existed, the program replaced its contents.</w:t>
       </w:r>
     </w:p>
     <w:p>
@@ -3645,7 +3917,7 @@
         <w:pStyle w:val="ListBullet"/>
       </w:pPr>
       <w:r>
-        <w:t>Run every program from the lesson-3.3 folder. A relative path starts from the working directory, so a program run from another folder writes a second inventory.txt there and leaves this one alone.</w:t>
+        <w:t>Run every program from the lesson-3.3 folder. A relative path starts from the working directory, so from another folder the program looks for its language folder there instead: the write fails or lands somewhere else, and this file is left alone.</w:t>
       </w:r>
     </w:p>
     <w:p>
@@ -3674,30 +3946,30 @@
         <w:keepNext/>
       </w:pPr>
       <w:r>
-        <w:t>Now answer the lesson's question, creates or replaces, with a file that already holds something. Set-Content is PowerShell's own write command: it puts the line old-01, an outdated server, into inventory.txt. Get-Content shows it, the program runs, and Get-Content shows the file again.</w:t>
-      </w:r>
-    </w:p>
-    <w:p>
-      <w:pPr>
-        <w:keepNext/>
-      </w:pPr>
-    </w:p>
-    <w:p>
-      <w:pPr>
-        <w:pStyle w:val="CommandBlock"/>
-        <w:keepNext/>
-      </w:pPr>
-      <w:r>
-        <w:t>Set-Content inventory.txt old-01</w:t>
-      </w:r>
-    </w:p>
-    <w:p>
-      <w:pPr>
-        <w:pStyle w:val="CommandBlock"/>
-        <w:keepNext/>
-      </w:pPr>
-      <w:r>
-        <w:t>Get-Content inventory.txt</w:t>
+        <w:t>Now answer the lesson's question, creates or replaces, with a file that already holds something. Set-Content is PowerShell's own write command: it puts the line old-01, an outdated server, into .\cpp\inventory.txt. Get-Content shows it, the program runs, and Get-Content shows the file again.</w:t>
+      </w:r>
+    </w:p>
+    <w:p>
+      <w:pPr>
+        <w:keepNext/>
+      </w:pPr>
+    </w:p>
+    <w:p>
+      <w:pPr>
+        <w:pStyle w:val="CommandBlock"/>
+        <w:keepNext/>
+      </w:pPr>
+      <w:r>
+        <w:t>Set-Content .\cpp\inventory.txt old-01</w:t>
+      </w:r>
+    </w:p>
+    <w:p>
+      <w:pPr>
+        <w:pStyle w:val="CommandBlock"/>
+        <w:keepNext/>
+      </w:pPr>
+      <w:r>
+        <w:t>Get-Content .\cpp\inventory.txt</w:t>
       </w:r>
     </w:p>
     <w:p>
@@ -3714,7 +3986,7 @@
         <w:pStyle w:val="CommandBlock"/>
       </w:pPr>
       <w:r>
-        <w:t>Get-Content inventory.txt</w:t>
+        <w:t>Get-Content .\cpp\inventory.txt</w:t>
       </w:r>
     </w:p>
     <w:p>
@@ -3735,30 +4007,30 @@
         <w:keepNext/>
       </w:pPr>
       <w:r>
-        <w:t>echo old-01 &gt; inventory.txt does the same as Set-Content: &gt; sends echo's line into the file, replacing what it held. cat shows the file.</w:t>
-      </w:r>
-    </w:p>
-    <w:p>
-      <w:pPr>
-        <w:keepNext/>
-      </w:pPr>
-    </w:p>
-    <w:p>
-      <w:pPr>
-        <w:pStyle w:val="CommandBlock"/>
-        <w:keepNext/>
-      </w:pPr>
-      <w:r>
-        <w:t>echo old-01 &gt; inventory.txt</w:t>
-      </w:r>
-    </w:p>
-    <w:p>
-      <w:pPr>
-        <w:pStyle w:val="CommandBlock"/>
-        <w:keepNext/>
-      </w:pPr>
-      <w:r>
-        <w:t>cat inventory.txt</w:t>
+        <w:t>echo old-01 &gt; ./cpp/inventory.txt does the same as Set-Content: &gt; sends echo's line into the file, replacing what it held. cat shows the file.</w:t>
+      </w:r>
+    </w:p>
+    <w:p>
+      <w:pPr>
+        <w:keepNext/>
+      </w:pPr>
+    </w:p>
+    <w:p>
+      <w:pPr>
+        <w:pStyle w:val="CommandBlock"/>
+        <w:keepNext/>
+      </w:pPr>
+      <w:r>
+        <w:t>echo old-01 &gt; ./cpp/inventory.txt</w:t>
+      </w:r>
+    </w:p>
+    <w:p>
+      <w:pPr>
+        <w:pStyle w:val="CommandBlock"/>
+        <w:keepNext/>
+      </w:pPr>
+      <w:r>
+        <w:t>cat ./cpp/inventory.txt</w:t>
       </w:r>
     </w:p>
     <w:p>
@@ -3775,7 +4047,7 @@
         <w:pStyle w:val="CommandBlock"/>
       </w:pPr>
       <w:r>
-        <w:t>cat inventory.txt</w:t>
+        <w:t>cat ./cpp/inventory.txt</w:t>
       </w:r>
     </w:p>
     <w:p>
@@ -3811,7 +4083,7 @@
         <w:keepNext/>
       </w:pPr>
       <w:r>
-        <w:t>Wrote inventory.txt:</w:t>
+        <w:t>Wrote cpp\inventory.txt:</w:t>
       </w:r>
     </w:p>
     <w:p>
@@ -3919,24 +4191,32 @@
         <w:keepNext/>
       </w:pPr>
       <w:r>
-        <w:t>// Remember, #include adds the declarations we need: fstream for</w:t>
-      </w:r>
-    </w:p>
-    <w:p>
-      <w:pPr>
-        <w:pStyle w:val="SourceCode"/>
-        <w:keepNext/>
-      </w:pPr>
-      <w:r>
-        <w:t>// std::ofstream, stdexcept for std::runtime_error, and string for</w:t>
-      </w:r>
-    </w:p>
-    <w:p>
-      <w:pPr>
-        <w:pStyle w:val="SourceCode"/>
-      </w:pPr>
-      <w:r>
-        <w:t>// std::string.</w:t>
+        <w:t>// Remember, #include adds the declarations we need: filesystem for</w:t>
+      </w:r>
+    </w:p>
+    <w:p>
+      <w:pPr>
+        <w:pStyle w:val="SourceCode"/>
+        <w:keepNext/>
+      </w:pPr>
+      <w:r>
+        <w:t>// std::filesystem::path, fstream for std::ofstream, stdexcept for</w:t>
+      </w:r>
+    </w:p>
+    <w:p>
+      <w:pPr>
+        <w:pStyle w:val="SourceCode"/>
+      </w:pPr>
+      <w:r>
+        <w:t>// std::runtime_error, and string for std::string.</w:t>
+      </w:r>
+    </w:p>
+    <w:p>
+      <w:pPr>
+        <w:pStyle w:val="SourceCode"/>
+      </w:pPr>
+      <w:r>
+        <w:t>#include &lt;filesystem&gt;</w:t>
       </w:r>
     </w:p>
     <w:p>
@@ -4005,7 +4285,15 @@
         <w:pStyle w:val="SourceCode"/>
       </w:pPr>
       <w:r>
-        <w:t>void writeTextFile(const std::string &amp;path, const std::string &amp;contents) {</w:t>
+        <w:t>void writeTextFile(const std::filesystem::path &amp;path,</w:t>
+      </w:r>
+    </w:p>
+    <w:p>
+      <w:pPr>
+        <w:pStyle w:val="SourceCode"/>
+      </w:pPr>
+      <w:r>
+        <w:t xml:space="preserve">                   const std::string &amp;contents) {</w:t>
       </w:r>
     </w:p>
     <w:p>
@@ -4074,7 +4362,7 @@
         <w:pStyle w:val="SourceCode"/>
       </w:pPr>
       <w:r>
-        <w:t xml:space="preserve">        throw std::runtime_error("could not write " + path);</w:t>
+        <w:t xml:space="preserve">        throw std::runtime_error("could not write " + path.string());</w:t>
       </w:r>
     </w:p>
     <w:p>
@@ -4135,7 +4423,7 @@
         <w:pStyle w:val="SourceCode"/>
       </w:pPr>
       <w:r>
-        <w:t xml:space="preserve">        throw std::runtime_error("could not write " + path);</w:t>
+        <w:t xml:space="preserve">        throw std::runtime_error("could not write " + path.string());</w:t>
       </w:r>
     </w:p>
     <w:p>
@@ -4180,15 +4468,39 @@
         <w:pStyle w:val="SourceCode"/>
       </w:pPr>
       <w:r>
-        <w:t xml:space="preserve">    // Remember, a relative path starts from the working directory.</w:t>
-      </w:r>
-    </w:p>
-    <w:p>
-      <w:pPr>
-        <w:pStyle w:val="SourceCode"/>
-      </w:pPr>
-      <w:r>
-        <w:t xml:space="preserve">    const std::string path = "inventory.txt";</w:t>
+        <w:t xml:space="preserve">    // The file goes in the cpp folder, so the C++ programs write only</w:t>
+      </w:r>
+    </w:p>
+    <w:p>
+      <w:pPr>
+        <w:pStyle w:val="SourceCode"/>
+      </w:pPr>
+      <w:r>
+        <w:t xml:space="preserve">    // inside their own folder. Remember, / joins two paths with the right</w:t>
+      </w:r>
+    </w:p>
+    <w:p>
+      <w:pPr>
+        <w:pStyle w:val="SourceCode"/>
+      </w:pPr>
+      <w:r>
+        <w:t xml:space="preserve">    // separator.</w:t>
+      </w:r>
+    </w:p>
+    <w:p>
+      <w:pPr>
+        <w:pStyle w:val="SourceCode"/>
+      </w:pPr>
+      <w:r>
+        <w:t xml:space="preserve">    const std::filesystem::path path =</w:t>
+      </w:r>
+    </w:p>
+    <w:p>
+      <w:pPr>
+        <w:pStyle w:val="SourceCode"/>
+      </w:pPr>
+      <w:r>
+        <w:t xml:space="preserve">        std::filesystem::path("cpp") / "inventory.txt";</w:t>
       </w:r>
     </w:p>
     <w:p>
@@ -4249,7 +4561,7 @@
         <w:pStyle w:val="SourceCode"/>
       </w:pPr>
       <w:r>
-        <w:t xml:space="preserve">        std::cout &lt;&lt; "Wrote " &lt;&lt; path &lt;&lt; ":\n";</w:t>
+        <w:t xml:space="preserve">        std::cout &lt;&lt; "Wrote " &lt;&lt; path.string() &lt;&lt; ":\n";</w:t>
       </w:r>
     </w:p>
     <w:p>
@@ -4451,7 +4763,7 @@
         <w:keepNext/>
       </w:pPr>
       <w:r>
-        <w:t>Wrote inventory.txt:</w:t>
+        <w:t>Wrote cpp\inventory.txt:</w:t>
       </w:r>
     </w:p>
     <w:p>
@@ -4498,7 +4810,7 @@
         <w:pStyle w:val="ListBullet"/>
       </w:pPr>
       <w:r>
-        <w:t>Exit code 0 proves the write succeeded. Get-Content inventory.txt (cat on Linux or macOS) shows the same three lines.</w:t>
+        <w:t>Exit code 0 proves the write succeeded. Get-Content .\cpp\inventory.txt (cat on Linux or macOS) shows the same three lines.</w:t>
       </w:r>
     </w:p>
     <w:p>
@@ -4514,7 +4826,7 @@
         <w:pStyle w:val="ListBullet"/>
       </w:pPr>
       <w:r>
-        <w:t>Run every program from the lesson-3.3 folder. A relative path starts from the working directory, so a program run from another folder writes a second inventory.txt there and leaves this one alone.</w:t>
+        <w:t>Run every program from the lesson-3.3 folder. A relative path starts from the working directory, so from another folder the program looks for its language folder there instead: the write fails or lands somewhere else, and this file is left alone.</w:t>
       </w:r>
     </w:p>
     <w:p>
@@ -4557,16 +4869,16 @@
         <w:keepNext/>
       </w:pPr>
       <w:r>
-        <w:t>Set-Content inventory.txt old-01</w:t>
-      </w:r>
-    </w:p>
-    <w:p>
-      <w:pPr>
-        <w:pStyle w:val="CommandBlock"/>
-        <w:keepNext/>
-      </w:pPr>
-      <w:r>
-        <w:t>Set-ItemProperty inventory.txt IsReadOnly $true</w:t>
+        <w:t>Set-Content .\cpp\inventory.txt old-01</w:t>
+      </w:r>
+    </w:p>
+    <w:p>
+      <w:pPr>
+        <w:pStyle w:val="CommandBlock"/>
+        <w:keepNext/>
+      </w:pPr>
+      <w:r>
+        <w:t>Set-ItemProperty .\cpp\inventory.txt IsReadOnly $true</w:t>
       </w:r>
     </w:p>
     <w:p>
@@ -4593,15 +4905,15 @@
         <w:keepNext/>
       </w:pPr>
       <w:r>
-        <w:t>Set-ItemProperty inventory.txt IsReadOnly $false</w:t>
-      </w:r>
-    </w:p>
-    <w:p>
-      <w:pPr>
-        <w:pStyle w:val="CommandBlock"/>
-      </w:pPr>
-      <w:r>
-        <w:t>Get-Content inventory.txt</w:t>
+        <w:t>Set-ItemProperty .\cpp\inventory.txt IsReadOnly $false</w:t>
+      </w:r>
+    </w:p>
+    <w:p>
+      <w:pPr>
+        <w:pStyle w:val="CommandBlock"/>
+      </w:pPr>
+      <w:r>
+        <w:t>Get-Content .\cpp\inventory.txt</w:t>
       </w:r>
     </w:p>
     <w:p>
@@ -4636,16 +4948,16 @@
         <w:keepNext/>
       </w:pPr>
       <w:r>
-        <w:t>echo old-01 &gt; inventory.txt</w:t>
-      </w:r>
-    </w:p>
-    <w:p>
-      <w:pPr>
-        <w:pStyle w:val="CommandBlock"/>
-        <w:keepNext/>
-      </w:pPr>
-      <w:r>
-        <w:t>chmod a-w inventory.txt</w:t>
+        <w:t>echo old-01 &gt; ./cpp/inventory.txt</w:t>
+      </w:r>
+    </w:p>
+    <w:p>
+      <w:pPr>
+        <w:pStyle w:val="CommandBlock"/>
+        <w:keepNext/>
+      </w:pPr>
+      <w:r>
+        <w:t>chmod a-w ./cpp/inventory.txt</w:t>
       </w:r>
     </w:p>
     <w:p>
@@ -4672,15 +4984,15 @@
         <w:keepNext/>
       </w:pPr>
       <w:r>
-        <w:t>chmod u+w inventory.txt</w:t>
-      </w:r>
-    </w:p>
-    <w:p>
-      <w:pPr>
-        <w:pStyle w:val="CommandBlock"/>
-      </w:pPr>
-      <w:r>
-        <w:t>cat inventory.txt</w:t>
+        <w:t>chmod u+w ./cpp/inventory.txt</w:t>
+      </w:r>
+    </w:p>
+    <w:p>
+      <w:pPr>
+        <w:pStyle w:val="CommandBlock"/>
+      </w:pPr>
+      <w:r>
+        <w:t>cat ./cpp/inventory.txt</w:t>
       </w:r>
     </w:p>
     <w:p>
@@ -4706,7 +5018,7 @@
         <w:pStyle w:val="RequiredOutput"/>
       </w:pPr>
       <w:r>
-        <w:t>Error: could not write inventory.txt</w:t>
+        <w:t>Error: could not write cpp\inventory.txt</w:t>
       </w:r>
     </w:p>
     <w:p>
@@ -4784,7 +5096,7 @@
     </w:p>
     <w:p>
       <w:r>
-        <w:t>Both versions write the same complete text into inventory.txt in one write, creating the file when it is missing and replacing its contents when it exists, and then print what they wrote. The Basic version does it all in main and trusts the write. The Production-Minded version writes through writeTextFile, which the Challenge and later lessons reuse, checks the write the way Lesson 2.11 taught, and prints nothing until the write has succeeded, so a failure shows one Error line and exit code 1.</w:t>
+        <w:t>Both versions write the same complete text into .\cpp\inventory.txt in one write, creating the file when it is missing and replacing its contents when it exists, and then print what they wrote. The Basic version does it all in main and trusts the write. The Production-Minded version writes through writeTextFile, which the Challenge and later lessons reuse, checks the write the way Lesson 2.11 taught, and prints nothing until the write has succeeded, so a failure shows one Error line and exit code 1.</w:t>
       </w:r>
     </w:p>
     <w:p>
@@ -4835,7 +5147,7 @@
     </w:p>
     <w:p>
       <w:r>
-        <w:t>Start with the most direct version: Main writes the whole text into inventory.txt with File.WriteAllText and prints what it wrote. This Basic version trusts that the write works; the Production-Minded version checks. Every step is commented, so read the comments as you type it.</w:t>
+        <w:t>Start with the most direct version: Main joins the csharp folder and inventory.txt into one path with Path.Combine, writes the whole text into the file with File.WriteAllText and prints what it wrote. This Basic version trusts that the write works; the Production-Minded version checks. Every step is commented, so read the comments as you type it.</w:t>
       </w:r>
     </w:p>
     <w:p>
@@ -4866,7 +5178,7 @@
         <w:keepNext/>
       </w:pPr>
       <w:r>
-        <w:t>// System.IO; adds File, C#'s tools for files.</w:t>
+        <w:t>// System.IO; adds File and Path, C#'s tools for files and paths.</w:t>
       </w:r>
     </w:p>
     <w:p>
@@ -4972,6 +5284,51 @@
         <w:pStyle w:val="SourceCode"/>
       </w:pPr>
       <w:r>
+        <w:t xml:space="preserve">        // The file's name is inventory.txt, and it goes in the csharp</w:t>
+      </w:r>
+    </w:p>
+    <w:p>
+      <w:pPr>
+        <w:pStyle w:val="SourceCode"/>
+      </w:pPr>
+      <w:r>
+        <w:t xml:space="preserve">        // folder, so the C# programs write only inside their own folder.</w:t>
+      </w:r>
+    </w:p>
+    <w:p>
+      <w:pPr>
+        <w:pStyle w:val="SourceCode"/>
+      </w:pPr>
+      <w:r>
+        <w:t xml:space="preserve">        // Remember, join builds the path with the right separator; in C#</w:t>
+      </w:r>
+    </w:p>
+    <w:p>
+      <w:pPr>
+        <w:pStyle w:val="SourceCode"/>
+      </w:pPr>
+      <w:r>
+        <w:t xml:space="preserve">        // that is Path.Combine.</w:t>
+      </w:r>
+    </w:p>
+    <w:p>
+      <w:pPr>
+        <w:pStyle w:val="SourceCode"/>
+      </w:pPr>
+      <w:r>
+        <w:t xml:space="preserve">        string path = Path.Combine("csharp", "inventory.txt");</w:t>
+      </w:r>
+    </w:p>
+    <w:p>
+      <w:pPr>
+        <w:pStyle w:val="SourceCode"/>
+      </w:pPr>
+    </w:p>
+    <w:p>
+      <w:pPr>
+        <w:pStyle w:val="SourceCode"/>
+      </w:pPr>
+      <w:r>
         <w:t xml:space="preserve">        // Remember, File.WriteAllText creates, writes, and closes in one</w:t>
       </w:r>
     </w:p>
@@ -4988,84 +5345,84 @@
         <w:pStyle w:val="SourceCode"/>
       </w:pPr>
       <w:r>
-        <w:t xml:space="preserve">        // works whether or not the file exists: a missing inventory.txt is</w:t>
-      </w:r>
-    </w:p>
-    <w:p>
-      <w:pPr>
-        <w:pStyle w:val="SourceCode"/>
-      </w:pPr>
-      <w:r>
-        <w:t xml:space="preserve">        // created, and an existing one is emptied first, so its old text</w:t>
-      </w:r>
-    </w:p>
-    <w:p>
-      <w:pPr>
-        <w:pStyle w:val="SourceCode"/>
-      </w:pPr>
-      <w:r>
-        <w:t xml:space="preserve">        // is gone before anything is written. Lesson 3.1 checked first and</w:t>
-      </w:r>
-    </w:p>
-    <w:p>
-      <w:pPr>
-        <w:pStyle w:val="SourceCode"/>
-      </w:pPr>
-      <w:r>
-        <w:t xml:space="preserve">        // refused an existing file; this lesson replaces it on purpose.</w:t>
-      </w:r>
-    </w:p>
-    <w:p>
-      <w:pPr>
-        <w:pStyle w:val="SourceCode"/>
-      </w:pPr>
-      <w:r>
-        <w:t xml:space="preserve">        // This Basic version trusts that the write works.</w:t>
-      </w:r>
-    </w:p>
-    <w:p>
-      <w:pPr>
-        <w:pStyle w:val="SourceCode"/>
-      </w:pPr>
-      <w:r>
-        <w:t xml:space="preserve">        File.WriteAllText("inventory.txt", contents);</w:t>
-      </w:r>
-    </w:p>
-    <w:p>
-      <w:pPr>
-        <w:pStyle w:val="SourceCode"/>
-      </w:pPr>
-    </w:p>
-    <w:p>
-      <w:pPr>
-        <w:pStyle w:val="SourceCode"/>
-      </w:pPr>
-      <w:r>
-        <w:t xml:space="preserve">        // Report the text just written. Remember, the text already ends</w:t>
-      </w:r>
-    </w:p>
-    <w:p>
-      <w:pPr>
-        <w:pStyle w:val="SourceCode"/>
-      </w:pPr>
-      <w:r>
-        <w:t xml:space="preserve">        // in a line ending, so Console.Write, which adds none, prints it</w:t>
-      </w:r>
-    </w:p>
-    <w:p>
-      <w:pPr>
-        <w:pStyle w:val="SourceCode"/>
-      </w:pPr>
-      <w:r>
-        <w:t xml:space="preserve">        // with nothing added.</w:t>
-      </w:r>
-    </w:p>
-    <w:p>
-      <w:pPr>
-        <w:pStyle w:val="SourceCode"/>
-      </w:pPr>
-      <w:r>
-        <w:t xml:space="preserve">        Console.WriteLine("Wrote inventory.txt:");</w:t>
+        <w:t xml:space="preserve">        // works whether or not the file exists: a missing file is created,</w:t>
+      </w:r>
+    </w:p>
+    <w:p>
+      <w:pPr>
+        <w:pStyle w:val="SourceCode"/>
+      </w:pPr>
+      <w:r>
+        <w:t xml:space="preserve">        // and an existing one is emptied first, so its old text is gone</w:t>
+      </w:r>
+    </w:p>
+    <w:p>
+      <w:pPr>
+        <w:pStyle w:val="SourceCode"/>
+      </w:pPr>
+      <w:r>
+        <w:t xml:space="preserve">        // before anything is written. Lesson 3.1 checked first and refused</w:t>
+      </w:r>
+    </w:p>
+    <w:p>
+      <w:pPr>
+        <w:pStyle w:val="SourceCode"/>
+      </w:pPr>
+      <w:r>
+        <w:t xml:space="preserve">        // an existing file; this lesson replaces it on purpose. This Basic</w:t>
+      </w:r>
+    </w:p>
+    <w:p>
+      <w:pPr>
+        <w:pStyle w:val="SourceCode"/>
+      </w:pPr>
+      <w:r>
+        <w:t xml:space="preserve">        // version trusts that the write works.</w:t>
+      </w:r>
+    </w:p>
+    <w:p>
+      <w:pPr>
+        <w:pStyle w:val="SourceCode"/>
+      </w:pPr>
+      <w:r>
+        <w:t xml:space="preserve">        File.WriteAllText(path, contents);</w:t>
+      </w:r>
+    </w:p>
+    <w:p>
+      <w:pPr>
+        <w:pStyle w:val="SourceCode"/>
+      </w:pPr>
+    </w:p>
+    <w:p>
+      <w:pPr>
+        <w:pStyle w:val="SourceCode"/>
+      </w:pPr>
+      <w:r>
+        <w:t xml:space="preserve">        // Report the path and the text just written. Remember, the text</w:t>
+      </w:r>
+    </w:p>
+    <w:p>
+      <w:pPr>
+        <w:pStyle w:val="SourceCode"/>
+      </w:pPr>
+      <w:r>
+        <w:t xml:space="preserve">        // already ends in a line ending, so Console.Write, which adds</w:t>
+      </w:r>
+    </w:p>
+    <w:p>
+      <w:pPr>
+        <w:pStyle w:val="SourceCode"/>
+      </w:pPr>
+      <w:r>
+        <w:t xml:space="preserve">        // none, prints it with nothing added.</w:t>
+      </w:r>
+    </w:p>
+    <w:p>
+      <w:pPr>
+        <w:pStyle w:val="SourceCode"/>
+      </w:pPr>
+      <w:r>
+        <w:t xml:space="preserve">        Console.WriteLine("Wrote " + path + ":");</w:t>
       </w:r>
     </w:p>
     <w:p>
@@ -5207,7 +5564,7 @@
         <w:keepNext/>
       </w:pPr>
       <w:r>
-        <w:t>Wrote inventory.txt:</w:t>
+        <w:t>Wrote csharp\inventory.txt:</w:t>
       </w:r>
     </w:p>
     <w:p>
@@ -5246,7 +5603,7 @@
         <w:pStyle w:val="ListBullet"/>
       </w:pPr>
       <w:r>
-        <w:t>Wrote inventory.txt: is printed after the write, and the next three lines are the text the program wrote.</w:t>
+        <w:t>The Wrote line names the path the program joined, csharp and then inventory.txt, and is printed after the write; the next three lines are the text the program wrote.</w:t>
       </w:r>
     </w:p>
     <w:p>
@@ -5270,7 +5627,7 @@
         <w:pStyle w:val="ListBullet"/>
       </w:pPr>
       <w:r>
-        <w:t>If this was the first program you ran in the lesson, inventory.txt did not exist before, and the program created it. If it already existed, the program replaced its contents.</w:t>
+        <w:t>If this was the first C# program you ran in the lesson, .\csharp\inventory.txt did not exist before, and the program created it. If it already existed, the program replaced its contents.</w:t>
       </w:r>
     </w:p>
     <w:p>
@@ -5286,7 +5643,7 @@
         <w:pStyle w:val="ListBullet"/>
       </w:pPr>
       <w:r>
-        <w:t>Run every program from the lesson-3.3 folder. A relative path starts from the working directory, so a program run from another folder writes a second inventory.txt there and leaves this one alone.</w:t>
+        <w:t>Run every program from the lesson-3.3 folder. A relative path starts from the working directory, so from another folder the program looks for its language folder there instead: the write fails or lands somewhere else, and this file is left alone.</w:t>
       </w:r>
     </w:p>
     <w:p>
@@ -5315,30 +5672,30 @@
         <w:keepNext/>
       </w:pPr>
       <w:r>
-        <w:t>Now answer the lesson's question, creates or replaces, with a file that already holds something. Set-Content is PowerShell's own write command: it puts the line old-01, an outdated server, into inventory.txt. Get-Content shows it, the program runs, and Get-Content shows the file again.</w:t>
-      </w:r>
-    </w:p>
-    <w:p>
-      <w:pPr>
-        <w:keepNext/>
-      </w:pPr>
-    </w:p>
-    <w:p>
-      <w:pPr>
-        <w:pStyle w:val="CommandBlock"/>
-        <w:keepNext/>
-      </w:pPr>
-      <w:r>
-        <w:t>Set-Content inventory.txt old-01</w:t>
-      </w:r>
-    </w:p>
-    <w:p>
-      <w:pPr>
-        <w:pStyle w:val="CommandBlock"/>
-        <w:keepNext/>
-      </w:pPr>
-      <w:r>
-        <w:t>Get-Content inventory.txt</w:t>
+        <w:t>Now answer the lesson's question, creates or replaces, with a file that already holds something. Set-Content is PowerShell's own write command: it puts the line old-01, an outdated server, into .\csharp\inventory.txt. Get-Content shows it, the program runs, and Get-Content shows the file again.</w:t>
+      </w:r>
+    </w:p>
+    <w:p>
+      <w:pPr>
+        <w:keepNext/>
+      </w:pPr>
+    </w:p>
+    <w:p>
+      <w:pPr>
+        <w:pStyle w:val="CommandBlock"/>
+        <w:keepNext/>
+      </w:pPr>
+      <w:r>
+        <w:t>Set-Content .\csharp\inventory.txt old-01</w:t>
+      </w:r>
+    </w:p>
+    <w:p>
+      <w:pPr>
+        <w:pStyle w:val="CommandBlock"/>
+        <w:keepNext/>
+      </w:pPr>
+      <w:r>
+        <w:t>Get-Content .\csharp\inventory.txt</w:t>
       </w:r>
     </w:p>
     <w:p>
@@ -5355,7 +5712,7 @@
         <w:pStyle w:val="CommandBlock"/>
       </w:pPr>
       <w:r>
-        <w:t>Get-Content inventory.txt</w:t>
+        <w:t>Get-Content .\csharp\inventory.txt</w:t>
       </w:r>
     </w:p>
     <w:p>
@@ -5376,30 +5733,30 @@
         <w:keepNext/>
       </w:pPr>
       <w:r>
-        <w:t>echo old-01 &gt; inventory.txt does the same as Set-Content: &gt; sends echo's line into the file, replacing what it held. cat shows the file.</w:t>
-      </w:r>
-    </w:p>
-    <w:p>
-      <w:pPr>
-        <w:keepNext/>
-      </w:pPr>
-    </w:p>
-    <w:p>
-      <w:pPr>
-        <w:pStyle w:val="CommandBlock"/>
-        <w:keepNext/>
-      </w:pPr>
-      <w:r>
-        <w:t>echo old-01 &gt; inventory.txt</w:t>
-      </w:r>
-    </w:p>
-    <w:p>
-      <w:pPr>
-        <w:pStyle w:val="CommandBlock"/>
-        <w:keepNext/>
-      </w:pPr>
-      <w:r>
-        <w:t>cat inventory.txt</w:t>
+        <w:t>echo old-01 &gt; ./csharp/inventory.txt does the same as Set-Content: &gt; sends echo's line into the file, replacing what it held. cat shows the file.</w:t>
+      </w:r>
+    </w:p>
+    <w:p>
+      <w:pPr>
+        <w:keepNext/>
+      </w:pPr>
+    </w:p>
+    <w:p>
+      <w:pPr>
+        <w:pStyle w:val="CommandBlock"/>
+        <w:keepNext/>
+      </w:pPr>
+      <w:r>
+        <w:t>echo old-01 &gt; ./csharp/inventory.txt</w:t>
+      </w:r>
+    </w:p>
+    <w:p>
+      <w:pPr>
+        <w:pStyle w:val="CommandBlock"/>
+        <w:keepNext/>
+      </w:pPr>
+      <w:r>
+        <w:t>cat ./csharp/inventory.txt</w:t>
       </w:r>
     </w:p>
     <w:p>
@@ -5416,7 +5773,7 @@
         <w:pStyle w:val="CommandBlock"/>
       </w:pPr>
       <w:r>
-        <w:t>cat inventory.txt</w:t>
+        <w:t>cat ./csharp/inventory.txt</w:t>
       </w:r>
     </w:p>
     <w:p>
@@ -5452,7 +5809,7 @@
         <w:keepNext/>
       </w:pPr>
       <w:r>
-        <w:t>Wrote inventory.txt:</w:t>
+        <w:t>Wrote csharp\inventory.txt:</w:t>
       </w:r>
     </w:p>
     <w:p>
@@ -5569,7 +5926,7 @@
         <w:keepNext/>
       </w:pPr>
       <w:r>
-        <w:t>// System.IO; adds File.</w:t>
+        <w:t>// System.IO; adds File and Path.</w:t>
       </w:r>
     </w:p>
     <w:p>
@@ -5715,15 +6072,31 @@
         <w:pStyle w:val="SourceCode"/>
       </w:pPr>
       <w:r>
-        <w:t xml:space="preserve">        // Remember, a relative path starts from the working directory.</w:t>
-      </w:r>
-    </w:p>
-    <w:p>
-      <w:pPr>
-        <w:pStyle w:val="SourceCode"/>
-      </w:pPr>
-      <w:r>
-        <w:t xml:space="preserve">        string path = "inventory.txt";</w:t>
+        <w:t xml:space="preserve">        // The file goes in the csharp folder, so the C# programs write</w:t>
+      </w:r>
+    </w:p>
+    <w:p>
+      <w:pPr>
+        <w:pStyle w:val="SourceCode"/>
+      </w:pPr>
+      <w:r>
+        <w:t xml:space="preserve">        // only inside their own folder. Remember, Path.Combine joins with</w:t>
+      </w:r>
+    </w:p>
+    <w:p>
+      <w:pPr>
+        <w:pStyle w:val="SourceCode"/>
+      </w:pPr>
+      <w:r>
+        <w:t xml:space="preserve">        // the right separator.</w:t>
+      </w:r>
+    </w:p>
+    <w:p>
+      <w:pPr>
+        <w:pStyle w:val="SourceCode"/>
+      </w:pPr>
+      <w:r>
+        <w:t xml:space="preserve">        string path = Path.Combine("csharp", "inventory.txt");</w:t>
       </w:r>
     </w:p>
     <w:p>
@@ -6008,7 +6381,7 @@
         <w:keepNext/>
       </w:pPr>
       <w:r>
-        <w:t>Wrote inventory.txt:</w:t>
+        <w:t>Wrote csharp\inventory.txt:</w:t>
       </w:r>
     </w:p>
     <w:p>
@@ -6055,7 +6428,7 @@
         <w:pStyle w:val="ListBullet"/>
       </w:pPr>
       <w:r>
-        <w:t>Exit code 0 proves the write succeeded. Get-Content inventory.txt (cat on Linux or macOS) shows the same three lines.</w:t>
+        <w:t>Exit code 0 proves the write succeeded. Get-Content .\csharp\inventory.txt (cat on Linux or macOS) shows the same three lines.</w:t>
       </w:r>
     </w:p>
     <w:p>
@@ -6071,7 +6444,7 @@
         <w:pStyle w:val="ListBullet"/>
       </w:pPr>
       <w:r>
-        <w:t>Run every program from the lesson-3.3 folder. A relative path starts from the working directory, so a program run from another folder writes a second inventory.txt there and leaves this one alone.</w:t>
+        <w:t>Run every program from the lesson-3.3 folder. A relative path starts from the working directory, so from another folder the program looks for its language folder there instead: the write fails or lands somewhere else, and this file is left alone.</w:t>
       </w:r>
     </w:p>
     <w:p>
@@ -6114,16 +6487,16 @@
         <w:keepNext/>
       </w:pPr>
       <w:r>
-        <w:t>Set-Content inventory.txt old-01</w:t>
-      </w:r>
-    </w:p>
-    <w:p>
-      <w:pPr>
-        <w:pStyle w:val="CommandBlock"/>
-        <w:keepNext/>
-      </w:pPr>
-      <w:r>
-        <w:t>Set-ItemProperty inventory.txt IsReadOnly $true</w:t>
+        <w:t>Set-Content .\csharp\inventory.txt old-01</w:t>
+      </w:r>
+    </w:p>
+    <w:p>
+      <w:pPr>
+        <w:pStyle w:val="CommandBlock"/>
+        <w:keepNext/>
+      </w:pPr>
+      <w:r>
+        <w:t>Set-ItemProperty .\csharp\inventory.txt IsReadOnly $true</w:t>
       </w:r>
     </w:p>
     <w:p>
@@ -6150,15 +6523,15 @@
         <w:keepNext/>
       </w:pPr>
       <w:r>
-        <w:t>Set-ItemProperty inventory.txt IsReadOnly $false</w:t>
-      </w:r>
-    </w:p>
-    <w:p>
-      <w:pPr>
-        <w:pStyle w:val="CommandBlock"/>
-      </w:pPr>
-      <w:r>
-        <w:t>Get-Content inventory.txt</w:t>
+        <w:t>Set-ItemProperty .\csharp\inventory.txt IsReadOnly $false</w:t>
+      </w:r>
+    </w:p>
+    <w:p>
+      <w:pPr>
+        <w:pStyle w:val="CommandBlock"/>
+      </w:pPr>
+      <w:r>
+        <w:t>Get-Content .\csharp\inventory.txt</w:t>
       </w:r>
     </w:p>
     <w:p>
@@ -6193,16 +6566,16 @@
         <w:keepNext/>
       </w:pPr>
       <w:r>
-        <w:t>echo old-01 &gt; inventory.txt</w:t>
-      </w:r>
-    </w:p>
-    <w:p>
-      <w:pPr>
-        <w:pStyle w:val="CommandBlock"/>
-        <w:keepNext/>
-      </w:pPr>
-      <w:r>
-        <w:t>chmod a-w inventory.txt</w:t>
+        <w:t>echo old-01 &gt; ./csharp/inventory.txt</w:t>
+      </w:r>
+    </w:p>
+    <w:p>
+      <w:pPr>
+        <w:pStyle w:val="CommandBlock"/>
+        <w:keepNext/>
+      </w:pPr>
+      <w:r>
+        <w:t>chmod a-w ./csharp/inventory.txt</w:t>
       </w:r>
     </w:p>
     <w:p>
@@ -6229,15 +6602,15 @@
         <w:keepNext/>
       </w:pPr>
       <w:r>
-        <w:t>chmod u+w inventory.txt</w:t>
-      </w:r>
-    </w:p>
-    <w:p>
-      <w:pPr>
-        <w:pStyle w:val="CommandBlock"/>
-      </w:pPr>
-      <w:r>
-        <w:t>cat inventory.txt</w:t>
+        <w:t>chmod u+w ./csharp/inventory.txt</w:t>
+      </w:r>
+    </w:p>
+    <w:p>
+      <w:pPr>
+        <w:pStyle w:val="CommandBlock"/>
+      </w:pPr>
+      <w:r>
+        <w:t>cat ./csharp/inventory.txt</w:t>
       </w:r>
     </w:p>
     <w:p>
@@ -6282,10 +6655,10 @@
         <w:t>&lt;&lt;&lt;your $env:USERNAME&gt;&gt;&gt;</w:t>
       </w:r>
       <w:r>
-        <w:t>\spa\lesson-3.3\inventory.txt', with your user name, which $env:USERNAME prints, in place of the placeholder, and ends with the words is denied. On Linux and macOS the reason reads differently and the path uses / between the parts. Then $LASTEXITCODE prints 1 (echo $? on Linux or macOS), and Get-Content shows old-01: the program could not open the file for writing, so the file was never emptied and its contents are unchanged. The program printed no Wrote line, because it writes first and prints only after t</w:t>
-      </w:r>
-      <w:r>
-        <w:t>he write has succeeded. Run the Production-Minded program once more to put the three servers back.</w:t>
+        <w:t xml:space="preserve">\spa\lesson-3.3\csharp\inventory.txt', with your user name, which $env:USERNAME prints, in place of the placeholder, and ends with the words is denied. On Linux and macOS the reason reads differently and the path uses / between the parts. Then $LASTEXITCODE prints 1 (echo $? on Linux or macOS), and Get-Content shows old-01: the program could not open the file for writing, so the file was never emptied and its contents are unchanged. The program printed no Wrote line, because it writes first and prints only </w:t>
+      </w:r>
+      <w:r>
+        <w:t>after the write has succeeded. Run the Production-Minded program once more to put the three servers back.</w:t>
       </w:r>
     </w:p>
     <w:p>
@@ -6345,7 +6718,7 @@
     </w:p>
     <w:p>
       <w:r>
-        <w:t>Both versions write the same complete text into inventory.txt in one write, creating the file when it is missing and replacing its contents when it exists, and then print what they wrote. The Basic version does it all in Main and trusts the write. The Production-Minded version writes through WriteTextFile, which the Challenge and later lessons reuse, checks the write the way Lesson 2.11 taught, and prints nothing until the write has succeeded, so a failure shows one Error line and exit code 1.</w:t>
+        <w:t>Both versions write the same complete text into .\csharp\inventory.txt in one write, creating the file when it is missing and replacing its contents when it exists, and then print what they wrote. The Basic version does it all in Main and trusts the write. The Production-Minded version writes through WriteTextFile, which the Challenge and later lessons reuse, checks the write the way Lesson 2.11 taught, and prints nothing until the write has succeeded, so a failure shows one Error line and exit code 1.</w:t>
       </w:r>
     </w:p>
     <w:p>
@@ -6396,7 +6769,7 @@
     </w:p>
     <w:p>
       <w:r>
-        <w:t>Start with the most direct version: main writes the whole text into inventory.txt with os.WriteFile, ignores the error value it returns, and prints what it wrote with fmt.Print. This Basic version ignores the error value; the Production-Minded version checks it. Every step is commented, so read the comments as you type it.</w:t>
+        <w:t>Start with the most direct version: main joins the go folder and inventory.txt into one path with filepath.Join, writes the whole text into the file with os.WriteFile, ignores the error value it returns, and prints what it wrote with fmt.Print. This Basic version ignores the error value; the Production-Minded version checks it. Every step is commented, so read the comments as you type it.</w:t>
       </w:r>
     </w:p>
     <w:p>
@@ -6441,15 +6814,15 @@
         <w:pStyle w:val="SourceCode"/>
       </w:pPr>
       <w:r>
-        <w:t>// Remember, import brings in ready-made packages: fmt prints, and os holds</w:t>
-      </w:r>
-    </w:p>
-    <w:p>
-      <w:pPr>
-        <w:pStyle w:val="SourceCode"/>
-      </w:pPr>
-      <w:r>
-        <w:t>// Go's tools for files.</w:t>
+        <w:t>// Remember, import brings in ready-made packages: fmt prints, os holds</w:t>
+      </w:r>
+    </w:p>
+    <w:p>
+      <w:pPr>
+        <w:pStyle w:val="SourceCode"/>
+      </w:pPr>
+      <w:r>
+        <w:t>// Go's tools for files, and path/filepath joins paths.</w:t>
       </w:r>
     </w:p>
     <w:p>
@@ -6481,6 +6854,14 @@
         <w:pStyle w:val="SourceCode"/>
       </w:pPr>
       <w:r>
+        <w:t xml:space="preserve">    "path/filepath"</w:t>
+      </w:r>
+    </w:p>
+    <w:p>
+      <w:pPr>
+        <w:pStyle w:val="SourceCode"/>
+      </w:pPr>
+      <w:r>
         <w:t>)</w:t>
       </w:r>
     </w:p>
@@ -6547,6 +6928,51 @@
         <w:pStyle w:val="SourceCode"/>
       </w:pPr>
       <w:r>
+        <w:t xml:space="preserve">    // The file's name is inventory.txt, and it goes in the go folder, so</w:t>
+      </w:r>
+    </w:p>
+    <w:p>
+      <w:pPr>
+        <w:pStyle w:val="SourceCode"/>
+      </w:pPr>
+      <w:r>
+        <w:t xml:space="preserve">    // the Go programs write only inside their own folder. Remember, join</w:t>
+      </w:r>
+    </w:p>
+    <w:p>
+      <w:pPr>
+        <w:pStyle w:val="SourceCode"/>
+      </w:pPr>
+      <w:r>
+        <w:t xml:space="preserve">    // builds the path with the right separator; in Go that is</w:t>
+      </w:r>
+    </w:p>
+    <w:p>
+      <w:pPr>
+        <w:pStyle w:val="SourceCode"/>
+      </w:pPr>
+      <w:r>
+        <w:t xml:space="preserve">    // filepath.Join.</w:t>
+      </w:r>
+    </w:p>
+    <w:p>
+      <w:pPr>
+        <w:pStyle w:val="SourceCode"/>
+      </w:pPr>
+      <w:r>
+        <w:t xml:space="preserve">    var path string = filepath.Join("go", "inventory.txt")</w:t>
+      </w:r>
+    </w:p>
+    <w:p>
+      <w:pPr>
+        <w:pStyle w:val="SourceCode"/>
+      </w:pPr>
+    </w:p>
+    <w:p>
+      <w:pPr>
+        <w:pStyle w:val="SourceCode"/>
+      </w:pPr>
+      <w:r>
         <w:t xml:space="preserve">    // Remember, os.WriteFile creates, writes, and closes in one call, and</w:t>
       </w:r>
     </w:p>
@@ -6563,109 +6989,101 @@
         <w:pStyle w:val="SourceCode"/>
       </w:pPr>
       <w:r>
-        <w:t xml:space="preserve">    // or not the file exists: a missing inventory.txt is created, and an</w:t>
-      </w:r>
-    </w:p>
-    <w:p>
-      <w:pPr>
-        <w:pStyle w:val="SourceCode"/>
-      </w:pPr>
-      <w:r>
-        <w:t xml:space="preserve">    // existing one is emptied first, so its old text is gone before</w:t>
-      </w:r>
-    </w:p>
-    <w:p>
-      <w:pPr>
-        <w:pStyle w:val="SourceCode"/>
-      </w:pPr>
-      <w:r>
-        <w:t xml:space="preserve">    // anything is written. Lesson 3.1 checked first and refused an existing</w:t>
-      </w:r>
-    </w:p>
-    <w:p>
-      <w:pPr>
-        <w:pStyle w:val="SourceCode"/>
-      </w:pPr>
-      <w:r>
-        <w:t xml:space="preserve">    // file; this lesson replaces it on purpose. Remember, []byte(contents)</w:t>
-      </w:r>
-    </w:p>
-    <w:p>
-      <w:pPr>
-        <w:pStyle w:val="SourceCode"/>
-      </w:pPr>
-      <w:r>
-        <w:t xml:space="preserve">    // turns the text into the bytes to write, and 0644 is the Unix</w:t>
-      </w:r>
-    </w:p>
-    <w:p>
-      <w:pPr>
-        <w:pStyle w:val="SourceCode"/>
-      </w:pPr>
-      <w:r>
-        <w:t xml:space="preserve">    // permission for a normal file, which Windows ignores. os.WriteFile</w:t>
-      </w:r>
-    </w:p>
-    <w:p>
-      <w:pPr>
-        <w:pStyle w:val="SourceCode"/>
-      </w:pPr>
-      <w:r>
-        <w:t xml:space="preserve">    // returns an error value; this Basic version ignores it and trusts the</w:t>
-      </w:r>
-    </w:p>
-    <w:p>
-      <w:pPr>
-        <w:pStyle w:val="SourceCode"/>
-      </w:pPr>
-      <w:r>
-        <w:t xml:space="preserve">    // write.</w:t>
-      </w:r>
-    </w:p>
-    <w:p>
-      <w:pPr>
-        <w:pStyle w:val="SourceCode"/>
-      </w:pPr>
-      <w:r>
-        <w:t xml:space="preserve">    os.WriteFile("inventory.txt", []byte(contents), 0644)</w:t>
-      </w:r>
-    </w:p>
-    <w:p>
-      <w:pPr>
-        <w:pStyle w:val="SourceCode"/>
-      </w:pPr>
-    </w:p>
-    <w:p>
-      <w:pPr>
-        <w:pStyle w:val="SourceCode"/>
-      </w:pPr>
-      <w:r>
-        <w:t xml:space="preserve">    // Report the text just written. Remember, the text already ends in a</w:t>
-      </w:r>
-    </w:p>
-    <w:p>
-      <w:pPr>
-        <w:pStyle w:val="SourceCode"/>
-      </w:pPr>
-      <w:r>
-        <w:t xml:space="preserve">    // line ending, so fmt.Print, which adds none, prints it with nothing</w:t>
-      </w:r>
-    </w:p>
-    <w:p>
-      <w:pPr>
-        <w:pStyle w:val="SourceCode"/>
-      </w:pPr>
-      <w:r>
-        <w:t xml:space="preserve">    // added.</w:t>
-      </w:r>
-    </w:p>
-    <w:p>
-      <w:pPr>
-        <w:pStyle w:val="SourceCode"/>
-        <w:keepNext/>
-      </w:pPr>
-      <w:r>
-        <w:t xml:space="preserve">    fmt.Println("Wrote inventory.txt:")</w:t>
+        <w:t xml:space="preserve">    // or not the file exists: a missing file is created, and an existing</w:t>
+      </w:r>
+    </w:p>
+    <w:p>
+      <w:pPr>
+        <w:pStyle w:val="SourceCode"/>
+      </w:pPr>
+      <w:r>
+        <w:t xml:space="preserve">    // one is emptied first, so its old text is gone before anything is</w:t>
+      </w:r>
+    </w:p>
+    <w:p>
+      <w:pPr>
+        <w:pStyle w:val="SourceCode"/>
+      </w:pPr>
+      <w:r>
+        <w:t xml:space="preserve">    // written. Lesson 3.1 checked first and refused an existing file; this</w:t>
+      </w:r>
+    </w:p>
+    <w:p>
+      <w:pPr>
+        <w:pStyle w:val="SourceCode"/>
+      </w:pPr>
+      <w:r>
+        <w:t xml:space="preserve">    // lesson replaces it on purpose. Remember, []byte(contents) turns the</w:t>
+      </w:r>
+    </w:p>
+    <w:p>
+      <w:pPr>
+        <w:pStyle w:val="SourceCode"/>
+      </w:pPr>
+      <w:r>
+        <w:t xml:space="preserve">    // text into the bytes to write, and 0644 is the Unix permission for a</w:t>
+      </w:r>
+    </w:p>
+    <w:p>
+      <w:pPr>
+        <w:pStyle w:val="SourceCode"/>
+      </w:pPr>
+      <w:r>
+        <w:t xml:space="preserve">    // normal file, which Windows ignores. os.WriteFile returns an error</w:t>
+      </w:r>
+    </w:p>
+    <w:p>
+      <w:pPr>
+        <w:pStyle w:val="SourceCode"/>
+      </w:pPr>
+      <w:r>
+        <w:t xml:space="preserve">    // value; this Basic version ignores it and trusts the write.</w:t>
+      </w:r>
+    </w:p>
+    <w:p>
+      <w:pPr>
+        <w:pStyle w:val="SourceCode"/>
+      </w:pPr>
+      <w:r>
+        <w:t xml:space="preserve">    os.WriteFile(path, []byte(contents), 0644)</w:t>
+      </w:r>
+    </w:p>
+    <w:p>
+      <w:pPr>
+        <w:pStyle w:val="SourceCode"/>
+      </w:pPr>
+    </w:p>
+    <w:p>
+      <w:pPr>
+        <w:pStyle w:val="SourceCode"/>
+      </w:pPr>
+      <w:r>
+        <w:t xml:space="preserve">    // Report the path and the text just written. Remember, the text</w:t>
+      </w:r>
+    </w:p>
+    <w:p>
+      <w:pPr>
+        <w:pStyle w:val="SourceCode"/>
+      </w:pPr>
+      <w:r>
+        <w:t xml:space="preserve">    // already ends in a line ending, so fmt.Print, which adds none, prints</w:t>
+      </w:r>
+    </w:p>
+    <w:p>
+      <w:pPr>
+        <w:pStyle w:val="SourceCode"/>
+      </w:pPr>
+      <w:r>
+        <w:t xml:space="preserve">    // it with nothing added.</w:t>
+      </w:r>
+    </w:p>
+    <w:p>
+      <w:pPr>
+        <w:pStyle w:val="SourceCode"/>
+        <w:keepNext/>
+      </w:pPr>
+      <w:r>
+        <w:t xml:space="preserve">    fmt.Println("Wrote " + path + ":")</w:t>
       </w:r>
     </w:p>
     <w:p>
@@ -6790,7 +7208,7 @@
         <w:keepNext/>
       </w:pPr>
       <w:r>
-        <w:t>Wrote inventory.txt:</w:t>
+        <w:t>Wrote go\inventory.txt:</w:t>
       </w:r>
     </w:p>
     <w:p>
@@ -6829,7 +7247,7 @@
         <w:pStyle w:val="ListBullet"/>
       </w:pPr>
       <w:r>
-        <w:t>Wrote inventory.txt: is printed after the write, and the next three lines are the text the program wrote.</w:t>
+        <w:t>The Wrote line names the path the program joined, go and then inventory.txt, and is printed after the write; the next three lines are the text the program wrote.</w:t>
       </w:r>
     </w:p>
     <w:p>
@@ -6853,7 +7271,7 @@
         <w:pStyle w:val="ListBullet"/>
       </w:pPr>
       <w:r>
-        <w:t>If this was the first program you ran in the lesson, inventory.txt did not exist before, and the program created it. If it already existed, the program replaced its contents.</w:t>
+        <w:t>If this was the first Go program you ran in the lesson, .\go\inventory.txt did not exist before, and the program created it. If it already existed, the program replaced its contents.</w:t>
       </w:r>
     </w:p>
     <w:p>
@@ -6869,7 +7287,7 @@
         <w:pStyle w:val="ListBullet"/>
       </w:pPr>
       <w:r>
-        <w:t>Run every program from the lesson-3.3 folder. A relative path starts from the working directory, so a program run from another folder writes a second inventory.txt there and leaves this one alone.</w:t>
+        <w:t>Run every program from the lesson-3.3 folder. A relative path starts from the working directory, so from another folder the program looks for its language folder there instead: the write fails or lands somewhere else, and this file is left alone.</w:t>
       </w:r>
     </w:p>
     <w:p>
@@ -6898,30 +7316,30 @@
         <w:keepNext/>
       </w:pPr>
       <w:r>
-        <w:t>Now answer the lesson's question, creates or replaces, with a file that already holds something. Set-Content is PowerShell's own write command: it puts the line old-01, an outdated server, into inventory.txt. Get-Content shows it, the program runs, and Get-Content shows the file again.</w:t>
-      </w:r>
-    </w:p>
-    <w:p>
-      <w:pPr>
-        <w:keepNext/>
-      </w:pPr>
-    </w:p>
-    <w:p>
-      <w:pPr>
-        <w:pStyle w:val="CommandBlock"/>
-        <w:keepNext/>
-      </w:pPr>
-      <w:r>
-        <w:t>Set-Content inventory.txt old-01</w:t>
-      </w:r>
-    </w:p>
-    <w:p>
-      <w:pPr>
-        <w:pStyle w:val="CommandBlock"/>
-        <w:keepNext/>
-      </w:pPr>
-      <w:r>
-        <w:t>Get-Content inventory.txt</w:t>
+        <w:t>Now answer the lesson's question, creates or replaces, with a file that already holds something. Set-Content is PowerShell's own write command: it puts the line old-01, an outdated server, into .\go\inventory.txt. Get-Content shows it, the program runs, and Get-Content shows the file again.</w:t>
+      </w:r>
+    </w:p>
+    <w:p>
+      <w:pPr>
+        <w:keepNext/>
+      </w:pPr>
+    </w:p>
+    <w:p>
+      <w:pPr>
+        <w:pStyle w:val="CommandBlock"/>
+        <w:keepNext/>
+      </w:pPr>
+      <w:r>
+        <w:t>Set-Content .\go\inventory.txt old-01</w:t>
+      </w:r>
+    </w:p>
+    <w:p>
+      <w:pPr>
+        <w:pStyle w:val="CommandBlock"/>
+        <w:keepNext/>
+      </w:pPr>
+      <w:r>
+        <w:t>Get-Content .\go\inventory.txt</w:t>
       </w:r>
     </w:p>
     <w:p>
@@ -6938,7 +7356,7 @@
         <w:pStyle w:val="CommandBlock"/>
       </w:pPr>
       <w:r>
-        <w:t>Get-Content inventory.txt</w:t>
+        <w:t>Get-Content .\go\inventory.txt</w:t>
       </w:r>
     </w:p>
     <w:p>
@@ -6959,30 +7377,30 @@
         <w:keepNext/>
       </w:pPr>
       <w:r>
-        <w:t>echo old-01 &gt; inventory.txt does the same as Set-Content: &gt; sends echo's line into the file, replacing what it held. cat shows the file.</w:t>
-      </w:r>
-    </w:p>
-    <w:p>
-      <w:pPr>
-        <w:keepNext/>
-      </w:pPr>
-    </w:p>
-    <w:p>
-      <w:pPr>
-        <w:pStyle w:val="CommandBlock"/>
-        <w:keepNext/>
-      </w:pPr>
-      <w:r>
-        <w:t>echo old-01 &gt; inventory.txt</w:t>
-      </w:r>
-    </w:p>
-    <w:p>
-      <w:pPr>
-        <w:pStyle w:val="CommandBlock"/>
-        <w:keepNext/>
-      </w:pPr>
-      <w:r>
-        <w:t>cat inventory.txt</w:t>
+        <w:t>echo old-01 &gt; ./go/inventory.txt does the same as Set-Content: &gt; sends echo's line into the file, replacing what it held. cat shows the file.</w:t>
+      </w:r>
+    </w:p>
+    <w:p>
+      <w:pPr>
+        <w:keepNext/>
+      </w:pPr>
+    </w:p>
+    <w:p>
+      <w:pPr>
+        <w:pStyle w:val="CommandBlock"/>
+        <w:keepNext/>
+      </w:pPr>
+      <w:r>
+        <w:t>echo old-01 &gt; ./go/inventory.txt</w:t>
+      </w:r>
+    </w:p>
+    <w:p>
+      <w:pPr>
+        <w:pStyle w:val="CommandBlock"/>
+        <w:keepNext/>
+      </w:pPr>
+      <w:r>
+        <w:t>cat ./go/inventory.txt</w:t>
       </w:r>
     </w:p>
     <w:p>
@@ -6999,7 +7417,7 @@
         <w:pStyle w:val="CommandBlock"/>
       </w:pPr>
       <w:r>
-        <w:t>cat inventory.txt</w:t>
+        <w:t>cat ./go/inventory.txt</w:t>
       </w:r>
     </w:p>
     <w:p>
@@ -7035,7 +7453,7 @@
         <w:keepNext/>
       </w:pPr>
       <w:r>
-        <w:t>Wrote inventory.txt:</w:t>
+        <w:t>Wrote go\inventory.txt:</w:t>
       </w:r>
     </w:p>
     <w:p>
@@ -7158,15 +7576,15 @@
         <w:keepNext/>
       </w:pPr>
       <w:r>
-        <w:t>// Remember, import brings in ready-made packages: fmt prints, and os holds</w:t>
-      </w:r>
-    </w:p>
-    <w:p>
-      <w:pPr>
-        <w:pStyle w:val="SourceCode"/>
-      </w:pPr>
-      <w:r>
-        <w:t>// Go's tools for files.</w:t>
+        <w:t>// Remember, import brings in ready-made packages: fmt prints, os holds</w:t>
+      </w:r>
+    </w:p>
+    <w:p>
+      <w:pPr>
+        <w:pStyle w:val="SourceCode"/>
+      </w:pPr>
+      <w:r>
+        <w:t>// Go's tools for files, and path/filepath joins paths.</w:t>
       </w:r>
     </w:p>
     <w:p>
@@ -7198,6 +7616,14 @@
         <w:pStyle w:val="SourceCode"/>
       </w:pPr>
       <w:r>
+        <w:t xml:space="preserve">    "path/filepath"</w:t>
+      </w:r>
+    </w:p>
+    <w:p>
+      <w:pPr>
+        <w:pStyle w:val="SourceCode"/>
+      </w:pPr>
+      <w:r>
         <w:t>)</w:t>
       </w:r>
     </w:p>
@@ -7288,15 +7714,31 @@
         <w:pStyle w:val="SourceCode"/>
       </w:pPr>
       <w:r>
-        <w:t xml:space="preserve">    // Remember, a relative path starts from the working directory.</w:t>
-      </w:r>
-    </w:p>
-    <w:p>
-      <w:pPr>
-        <w:pStyle w:val="SourceCode"/>
-      </w:pPr>
-      <w:r>
-        <w:t xml:space="preserve">    var path string = "inventory.txt"</w:t>
+        <w:t xml:space="preserve">    // The file goes in the go folder, so the Go programs write only inside</w:t>
+      </w:r>
+    </w:p>
+    <w:p>
+      <w:pPr>
+        <w:pStyle w:val="SourceCode"/>
+      </w:pPr>
+      <w:r>
+        <w:t xml:space="preserve">    // their own folder. Remember, filepath.Join joins with the right</w:t>
+      </w:r>
+    </w:p>
+    <w:p>
+      <w:pPr>
+        <w:pStyle w:val="SourceCode"/>
+      </w:pPr>
+      <w:r>
+        <w:t xml:space="preserve">    // separator.</w:t>
+      </w:r>
+    </w:p>
+    <w:p>
+      <w:pPr>
+        <w:pStyle w:val="SourceCode"/>
+      </w:pPr>
+      <w:r>
+        <w:t xml:space="preserve">    var path string = filepath.Join("go", "inventory.txt")</w:t>
       </w:r>
     </w:p>
     <w:p>
@@ -7533,7 +7975,7 @@
         <w:keepNext/>
       </w:pPr>
       <w:r>
-        <w:t>Wrote inventory.txt:</w:t>
+        <w:t>Wrote go\inventory.txt:</w:t>
       </w:r>
     </w:p>
     <w:p>
@@ -7580,7 +8022,7 @@
         <w:pStyle w:val="ListBullet"/>
       </w:pPr>
       <w:r>
-        <w:t>Exit code 0 proves the write succeeded. Get-Content inventory.txt (cat on Linux or macOS) shows the same three lines.</w:t>
+        <w:t>Exit code 0 proves the write succeeded. Get-Content .\go\inventory.txt (cat on Linux or macOS) shows the same three lines.</w:t>
       </w:r>
     </w:p>
     <w:p>
@@ -7596,7 +8038,7 @@
         <w:pStyle w:val="ListBullet"/>
       </w:pPr>
       <w:r>
-        <w:t>Run every program from the lesson-3.3 folder. A relative path starts from the working directory, so a program run from another folder writes a second inventory.txt there and leaves this one alone.</w:t>
+        <w:t>Run every program from the lesson-3.3 folder. A relative path starts from the working directory, so from another folder the program looks for its language folder there instead: the write fails or lands somewhere else, and this file is left alone.</w:t>
       </w:r>
     </w:p>
     <w:p>
@@ -7639,16 +8081,16 @@
         <w:keepNext/>
       </w:pPr>
       <w:r>
-        <w:t>Set-Content inventory.txt old-01</w:t>
-      </w:r>
-    </w:p>
-    <w:p>
-      <w:pPr>
-        <w:pStyle w:val="CommandBlock"/>
-        <w:keepNext/>
-      </w:pPr>
-      <w:r>
-        <w:t>Set-ItemProperty inventory.txt IsReadOnly $true</w:t>
+        <w:t>Set-Content .\go\inventory.txt old-01</w:t>
+      </w:r>
+    </w:p>
+    <w:p>
+      <w:pPr>
+        <w:pStyle w:val="CommandBlock"/>
+        <w:keepNext/>
+      </w:pPr>
+      <w:r>
+        <w:t>Set-ItemProperty .\go\inventory.txt IsReadOnly $true</w:t>
       </w:r>
     </w:p>
     <w:p>
@@ -7675,15 +8117,15 @@
         <w:keepNext/>
       </w:pPr>
       <w:r>
-        <w:t>Set-ItemProperty inventory.txt IsReadOnly $false</w:t>
-      </w:r>
-    </w:p>
-    <w:p>
-      <w:pPr>
-        <w:pStyle w:val="CommandBlock"/>
-      </w:pPr>
-      <w:r>
-        <w:t>Get-Content inventory.txt</w:t>
+        <w:t>Set-ItemProperty .\go\inventory.txt IsReadOnly $false</w:t>
+      </w:r>
+    </w:p>
+    <w:p>
+      <w:pPr>
+        <w:pStyle w:val="CommandBlock"/>
+      </w:pPr>
+      <w:r>
+        <w:t>Get-Content .\go\inventory.txt</w:t>
       </w:r>
     </w:p>
     <w:p>
@@ -7718,16 +8160,16 @@
         <w:keepNext/>
       </w:pPr>
       <w:r>
-        <w:t>echo old-01 &gt; inventory.txt</w:t>
-      </w:r>
-    </w:p>
-    <w:p>
-      <w:pPr>
-        <w:pStyle w:val="CommandBlock"/>
-        <w:keepNext/>
-      </w:pPr>
-      <w:r>
-        <w:t>chmod a-w inventory.txt</w:t>
+        <w:t>echo old-01 &gt; ./go/inventory.txt</w:t>
+      </w:r>
+    </w:p>
+    <w:p>
+      <w:pPr>
+        <w:pStyle w:val="CommandBlock"/>
+        <w:keepNext/>
+      </w:pPr>
+      <w:r>
+        <w:t>chmod a-w ./go/inventory.txt</w:t>
       </w:r>
     </w:p>
     <w:p>
@@ -7754,15 +8196,15 @@
         <w:keepNext/>
       </w:pPr>
       <w:r>
-        <w:t>chmod u+w inventory.txt</w:t>
-      </w:r>
-    </w:p>
-    <w:p>
-      <w:pPr>
-        <w:pStyle w:val="CommandBlock"/>
-      </w:pPr>
-      <w:r>
-        <w:t>cat inventory.txt</w:t>
+        <w:t>chmod u+w ./go/inventory.txt</w:t>
+      </w:r>
+    </w:p>
+    <w:p>
+      <w:pPr>
+        <w:pStyle w:val="CommandBlock"/>
+      </w:pPr>
+      <w:r>
+        <w:t>cat ./go/inventory.txt</w:t>
       </w:r>
     </w:p>
     <w:p>
@@ -7788,7 +8230,7 @@
         <w:pStyle w:val="RequiredOutput"/>
       </w:pPr>
       <w:r>
-        <w:t>Error: open inventory.txt: Access is denied.</w:t>
+        <w:t>Error: open go\inventory.txt: Access is denied.</w:t>
       </w:r>
     </w:p>
     <w:p>
@@ -7858,7 +8300,7 @@
     </w:p>
     <w:p>
       <w:r>
-        <w:t>Both versions write the same complete text into inventory.txt in one write, creating the file when it is missing and replacing its contents when it exists, and then print what they wrote. The Basic version does it all in main and trusts the write. The Production-Minded version writes through writeTextFile, which the Challenge and later lessons reuse, checks the write the way Lesson 2.11 taught, and prints nothing until the write has succeeded, so a failure shows one Error line and exit code 1.</w:t>
+        <w:t>Both versions write the same complete text into .\go\inventory.txt in one write, creating the file when it is missing and replacing its contents when it exists, and then print what they wrote. The Basic version does it all in main and trusts the write. The Production-Minded version writes through writeTextFile, which the Challenge and later lessons reuse, checks the write the way Lesson 2.11 taught, and prints nothing until the write has succeeded, so a failure shows one Error line and exit code 1.</w:t>
       </w:r>
     </w:p>
     <w:p>
@@ -7909,7 +8351,7 @@
     </w:p>
     <w:p>
       <w:r>
-        <w:t>Start with the most direct version: main writes the whole text into inventory.txt with Path("inventory.txt").write_text and prints what it wrote with print(contents, end=""). This Basic version trusts that the write works; the Production-Minded version checks. Every step is commented, so read the comments as you type it.</w:t>
+        <w:t>Start with the most direct version: main joins the python folder and inventory.txt into one path with os.path.join, writes the whole text into the file with Path(path).write_text and prints what it wrote with print(contents, end=""). This Basic version trusts that the write works; the Production-Minded version checks. Every step is commented, so read the comments as you type it.</w:t>
       </w:r>
     </w:p>
     <w:p>
@@ -7931,13 +8373,21 @@
         <w:keepNext/>
       </w:pPr>
       <w:r>
-        <w:t># Remember, Path holds a file's path and offers the file tools as its</w:t>
-      </w:r>
-    </w:p>
-    <w:p>
-      <w:pPr>
-        <w:pStyle w:val="SourceCode"/>
-        <w:keepNext/>
+        <w:t># Remember, import os makes the module usable under its name: os.path</w:t>
+      </w:r>
+    </w:p>
+    <w:p>
+      <w:pPr>
+        <w:pStyle w:val="SourceCode"/>
+        <w:keepNext/>
+      </w:pPr>
+      <w:r>
+        <w:t># joins paths. Path holds a file's path and offers the file tools as its</w:t>
+      </w:r>
+    </w:p>
+    <w:p>
+      <w:pPr>
+        <w:pStyle w:val="SourceCode"/>
       </w:pPr>
       <w:r>
         <w:t># methods.</w:t>
@@ -7948,6 +8398,14 @@
         <w:pStyle w:val="SourceCode"/>
       </w:pPr>
       <w:r>
+        <w:t>import os</w:t>
+      </w:r>
+    </w:p>
+    <w:p>
+      <w:pPr>
+        <w:pStyle w:val="SourceCode"/>
+      </w:pPr>
+      <w:r>
         <w:t>from pathlib import Path</w:t>
       </w:r>
     </w:p>
@@ -8019,6 +8477,51 @@
         <w:pStyle w:val="SourceCode"/>
       </w:pPr>
       <w:r>
+        <w:t xml:space="preserve">    # The file's name is inventory.txt, and it goes in the python folder,</w:t>
+      </w:r>
+    </w:p>
+    <w:p>
+      <w:pPr>
+        <w:pStyle w:val="SourceCode"/>
+      </w:pPr>
+      <w:r>
+        <w:t xml:space="preserve">    # so the Python programs write only inside their own folder. Remember,</w:t>
+      </w:r>
+    </w:p>
+    <w:p>
+      <w:pPr>
+        <w:pStyle w:val="SourceCode"/>
+      </w:pPr>
+      <w:r>
+        <w:t xml:space="preserve">    # join builds the path with the right separator; in Python that is</w:t>
+      </w:r>
+    </w:p>
+    <w:p>
+      <w:pPr>
+        <w:pStyle w:val="SourceCode"/>
+      </w:pPr>
+      <w:r>
+        <w:t xml:space="preserve">    # os.path.join.</w:t>
+      </w:r>
+    </w:p>
+    <w:p>
+      <w:pPr>
+        <w:pStyle w:val="SourceCode"/>
+      </w:pPr>
+      <w:r>
+        <w:t xml:space="preserve">    path = os.path.join("python", "inventory.txt")</w:t>
+      </w:r>
+    </w:p>
+    <w:p>
+      <w:pPr>
+        <w:pStyle w:val="SourceCode"/>
+      </w:pPr>
+    </w:p>
+    <w:p>
+      <w:pPr>
+        <w:pStyle w:val="SourceCode"/>
+      </w:pPr>
+      <w:r>
         <w:t xml:space="preserve">    # Remember, write_text creates, writes, and closes in one call, and a</w:t>
       </w:r>
     </w:p>
@@ -8035,84 +8538,92 @@
         <w:pStyle w:val="SourceCode"/>
       </w:pPr>
       <w:r>
-        <w:t xml:space="preserve">    # not the file exists: a missing inventory.txt is created, and an</w:t>
-      </w:r>
-    </w:p>
-    <w:p>
-      <w:pPr>
-        <w:pStyle w:val="SourceCode"/>
-      </w:pPr>
-      <w:r>
-        <w:t xml:space="preserve">    # existing one is emptied first, so its old text is gone before</w:t>
-      </w:r>
-    </w:p>
-    <w:p>
-      <w:pPr>
-        <w:pStyle w:val="SourceCode"/>
-      </w:pPr>
-      <w:r>
-        <w:t xml:space="preserve">    # anything is written. Lesson 3.1 checked first and refused an existing</w:t>
-      </w:r>
-    </w:p>
-    <w:p>
-      <w:pPr>
-        <w:pStyle w:val="SourceCode"/>
-      </w:pPr>
-      <w:r>
-        <w:t xml:space="preserve">    # file; this lesson replaces it on purpose. Remember, "utf-8" says how</w:t>
-      </w:r>
-    </w:p>
-    <w:p>
-      <w:pPr>
-        <w:pStyle w:val="SourceCode"/>
-      </w:pPr>
-      <w:r>
-        <w:t xml:space="preserve">    # characters become the file's bytes, and newline="\n" keeps "\n" as</w:t>
-      </w:r>
-    </w:p>
-    <w:p>
-      <w:pPr>
-        <w:pStyle w:val="SourceCode"/>
-      </w:pPr>
-      <w:r>
-        <w:t xml:space="preserve">    # one byte on Windows. This Basic version trusts that the write works.</w:t>
-      </w:r>
-    </w:p>
-    <w:p>
-      <w:pPr>
-        <w:pStyle w:val="SourceCode"/>
-      </w:pPr>
-      <w:r>
-        <w:t xml:space="preserve">    Path("inventory.txt").write_text(contents, encoding="utf-8", newline="\n")</w:t>
-      </w:r>
-    </w:p>
-    <w:p>
-      <w:pPr>
-        <w:pStyle w:val="SourceCode"/>
-      </w:pPr>
-    </w:p>
-    <w:p>
-      <w:pPr>
-        <w:pStyle w:val="SourceCode"/>
-      </w:pPr>
-      <w:r>
-        <w:t xml:space="preserve">    # Report the text just written. Remember, the text already ends in a</w:t>
-      </w:r>
-    </w:p>
-    <w:p>
-      <w:pPr>
-        <w:pStyle w:val="SourceCode"/>
-      </w:pPr>
-      <w:r>
-        <w:t xml:space="preserve">    # line ending, so end="" prints it with nothing added.</w:t>
-      </w:r>
-    </w:p>
-    <w:p>
-      <w:pPr>
-        <w:pStyle w:val="SourceCode"/>
-      </w:pPr>
-      <w:r>
-        <w:t xml:space="preserve">    print("Wrote inventory.txt:")</w:t>
+        <w:t xml:space="preserve">    # not the file exists: a missing file is created, and an existing one</w:t>
+      </w:r>
+    </w:p>
+    <w:p>
+      <w:pPr>
+        <w:pStyle w:val="SourceCode"/>
+      </w:pPr>
+      <w:r>
+        <w:t xml:space="preserve">    # is emptied first, so its old text is gone before anything is</w:t>
+      </w:r>
+    </w:p>
+    <w:p>
+      <w:pPr>
+        <w:pStyle w:val="SourceCode"/>
+      </w:pPr>
+      <w:r>
+        <w:t xml:space="preserve">    # written. Lesson 3.1 checked first and refused an existing file; this</w:t>
+      </w:r>
+    </w:p>
+    <w:p>
+      <w:pPr>
+        <w:pStyle w:val="SourceCode"/>
+      </w:pPr>
+      <w:r>
+        <w:t xml:space="preserve">    # lesson replaces it on purpose. Remember, "utf-8" says how characters</w:t>
+      </w:r>
+    </w:p>
+    <w:p>
+      <w:pPr>
+        <w:pStyle w:val="SourceCode"/>
+      </w:pPr>
+      <w:r>
+        <w:t xml:space="preserve">    # become the file's bytes, and newline="\n" keeps "\n" as one byte on</w:t>
+      </w:r>
+    </w:p>
+    <w:p>
+      <w:pPr>
+        <w:pStyle w:val="SourceCode"/>
+      </w:pPr>
+      <w:r>
+        <w:t xml:space="preserve">    # Windows. This Basic version trusts that the write works.</w:t>
+      </w:r>
+    </w:p>
+    <w:p>
+      <w:pPr>
+        <w:pStyle w:val="SourceCode"/>
+      </w:pPr>
+      <w:r>
+        <w:t xml:space="preserve">    Path(path).write_text(contents, encoding="utf-8", newline="\n")</w:t>
+      </w:r>
+    </w:p>
+    <w:p>
+      <w:pPr>
+        <w:pStyle w:val="SourceCode"/>
+      </w:pPr>
+    </w:p>
+    <w:p>
+      <w:pPr>
+        <w:pStyle w:val="SourceCode"/>
+      </w:pPr>
+      <w:r>
+        <w:t xml:space="preserve">    # Report the path and the text just written. Remember, the text</w:t>
+      </w:r>
+    </w:p>
+    <w:p>
+      <w:pPr>
+        <w:pStyle w:val="SourceCode"/>
+      </w:pPr>
+      <w:r>
+        <w:t xml:space="preserve">    # already ends in a line ending, so end="" prints it with nothing</w:t>
+      </w:r>
+    </w:p>
+    <w:p>
+      <w:pPr>
+        <w:pStyle w:val="SourceCode"/>
+      </w:pPr>
+      <w:r>
+        <w:t xml:space="preserve">    # added.</w:t>
+      </w:r>
+    </w:p>
+    <w:p>
+      <w:pPr>
+        <w:pStyle w:val="SourceCode"/>
+      </w:pPr>
+      <w:r>
+        <w:t xml:space="preserve">    print(f"Wrote {path}:")</w:t>
       </w:r>
     </w:p>
     <w:p>
@@ -8246,7 +8757,7 @@
         <w:keepNext/>
       </w:pPr>
       <w:r>
-        <w:t>Wrote inventory.txt:</w:t>
+        <w:t>Wrote python\inventory.txt:</w:t>
       </w:r>
     </w:p>
     <w:p>
@@ -8285,7 +8796,7 @@
         <w:pStyle w:val="ListBullet"/>
       </w:pPr>
       <w:r>
-        <w:t>Wrote inventory.txt: is printed after the write, and the next three lines are the text the program wrote.</w:t>
+        <w:t>The Wrote line names the path the program joined, python and then inventory.txt, and is printed after the write; the next three lines are the text the program wrote.</w:t>
       </w:r>
     </w:p>
     <w:p>
@@ -8309,7 +8820,7 @@
         <w:pStyle w:val="ListBullet"/>
       </w:pPr>
       <w:r>
-        <w:t>If this was the first program you ran in the lesson, inventory.txt did not exist before, and the program created it. If it already existed, the program replaced its contents.</w:t>
+        <w:t>If this was the first Python program you ran in the lesson, .\python\inventory.txt did not exist before, and the program created it. If it already existed, the program replaced its contents.</w:t>
       </w:r>
     </w:p>
     <w:p>
@@ -8317,7 +8828,7 @@
         <w:pStyle w:val="ListBullet"/>
       </w:pPr>
       <w:r>
-        <w:t>If the program stops with PermissionError: [Errno 13] Permission denied: 'inventory.txt', the file could not be written, for example because it is read-only. If a blank line appears after backup-01, end="" is missing, so print added a second line ending.</w:t>
+        <w:t>If the program stops with PermissionError: [Errno 13] Permission denied, followed by the path, the file could not be written, for example because it is read-only. If a blank line appears after backup-01, end="" is missing, so print added a second line ending.</w:t>
       </w:r>
     </w:p>
     <w:p>
@@ -8325,7 +8836,7 @@
         <w:pStyle w:val="ListBullet"/>
       </w:pPr>
       <w:r>
-        <w:t>Run every program from the lesson-3.3 folder. A relative path starts from the working directory, so a program run from another folder writes a second inventory.txt there and leaves this one alone.</w:t>
+        <w:t>Run every program from the lesson-3.3 folder. A relative path starts from the working directory, so from another folder the program looks for its language folder there instead: the write fails or lands somewhere else, and this file is left alone.</w:t>
       </w:r>
     </w:p>
     <w:p>
@@ -8354,30 +8865,30 @@
         <w:keepNext/>
       </w:pPr>
       <w:r>
-        <w:t>Now answer the lesson's question, creates or replaces, with a file that already holds something. Set-Content is PowerShell's own write command: it puts the line old-01, an outdated server, into inventory.txt. Get-Content shows it, the program runs, and Get-Content shows the file again.</w:t>
-      </w:r>
-    </w:p>
-    <w:p>
-      <w:pPr>
-        <w:keepNext/>
-      </w:pPr>
-    </w:p>
-    <w:p>
-      <w:pPr>
-        <w:pStyle w:val="CommandBlock"/>
-        <w:keepNext/>
-      </w:pPr>
-      <w:r>
-        <w:t>Set-Content inventory.txt old-01</w:t>
-      </w:r>
-    </w:p>
-    <w:p>
-      <w:pPr>
-        <w:pStyle w:val="CommandBlock"/>
-        <w:keepNext/>
-      </w:pPr>
-      <w:r>
-        <w:t>Get-Content inventory.txt</w:t>
+        <w:t>Now answer the lesson's question, creates or replaces, with a file that already holds something. Set-Content is PowerShell's own write command: it puts the line old-01, an outdated server, into .\python\inventory.txt. Get-Content shows it, the program runs, and Get-Content shows the file again.</w:t>
+      </w:r>
+    </w:p>
+    <w:p>
+      <w:pPr>
+        <w:keepNext/>
+      </w:pPr>
+    </w:p>
+    <w:p>
+      <w:pPr>
+        <w:pStyle w:val="CommandBlock"/>
+        <w:keepNext/>
+      </w:pPr>
+      <w:r>
+        <w:t>Set-Content .\python\inventory.txt old-01</w:t>
+      </w:r>
+    </w:p>
+    <w:p>
+      <w:pPr>
+        <w:pStyle w:val="CommandBlock"/>
+        <w:keepNext/>
+      </w:pPr>
+      <w:r>
+        <w:t>Get-Content .\python\inventory.txt</w:t>
       </w:r>
     </w:p>
     <w:p>
@@ -8394,7 +8905,7 @@
         <w:pStyle w:val="CommandBlock"/>
       </w:pPr>
       <w:r>
-        <w:t>Get-Content inventory.txt</w:t>
+        <w:t>Get-Content .\python\inventory.txt</w:t>
       </w:r>
     </w:p>
     <w:p>
@@ -8415,30 +8926,30 @@
         <w:keepNext/>
       </w:pPr>
       <w:r>
-        <w:t>echo old-01 &gt; inventory.txt does the same as Set-Content: &gt; sends echo's line into the file, replacing what it held. cat shows the file.</w:t>
-      </w:r>
-    </w:p>
-    <w:p>
-      <w:pPr>
-        <w:keepNext/>
-      </w:pPr>
-    </w:p>
-    <w:p>
-      <w:pPr>
-        <w:pStyle w:val="CommandBlock"/>
-        <w:keepNext/>
-      </w:pPr>
-      <w:r>
-        <w:t>echo old-01 &gt; inventory.txt</w:t>
-      </w:r>
-    </w:p>
-    <w:p>
-      <w:pPr>
-        <w:pStyle w:val="CommandBlock"/>
-        <w:keepNext/>
-      </w:pPr>
-      <w:r>
-        <w:t>cat inventory.txt</w:t>
+        <w:t>echo old-01 &gt; ./python/inventory.txt does the same as Set-Content: &gt; sends echo's line into the file, replacing what it held. cat shows the file.</w:t>
+      </w:r>
+    </w:p>
+    <w:p>
+      <w:pPr>
+        <w:keepNext/>
+      </w:pPr>
+    </w:p>
+    <w:p>
+      <w:pPr>
+        <w:pStyle w:val="CommandBlock"/>
+        <w:keepNext/>
+      </w:pPr>
+      <w:r>
+        <w:t>echo old-01 &gt; ./python/inventory.txt</w:t>
+      </w:r>
+    </w:p>
+    <w:p>
+      <w:pPr>
+        <w:pStyle w:val="CommandBlock"/>
+        <w:keepNext/>
+      </w:pPr>
+      <w:r>
+        <w:t>cat ./python/inventory.txt</w:t>
       </w:r>
     </w:p>
     <w:p>
@@ -8455,7 +8966,7 @@
         <w:pStyle w:val="CommandBlock"/>
       </w:pPr>
       <w:r>
-        <w:t>cat inventory.txt</w:t>
+        <w:t>cat ./python/inventory.txt</w:t>
       </w:r>
     </w:p>
     <w:p>
@@ -8491,7 +9002,7 @@
         <w:keepNext/>
       </w:pPr>
       <w:r>
-        <w:t>Wrote inventory.txt:</w:t>
+        <w:t>Wrote python\inventory.txt:</w:t>
       </w:r>
     </w:p>
     <w:p>
@@ -8599,16 +9110,32 @@
         <w:keepNext/>
       </w:pPr>
       <w:r>
-        <w:t># Remember, import sys makes the module usable under its name, and Path</w:t>
-      </w:r>
-    </w:p>
-    <w:p>
-      <w:pPr>
-        <w:pStyle w:val="SourceCode"/>
-        <w:keepNext/>
-      </w:pPr>
-      <w:r>
-        <w:t># holds a file's path and offers the file tools as its methods.</w:t>
+        <w:t># Remember, import os and import sys make the modules usable under their</w:t>
+      </w:r>
+    </w:p>
+    <w:p>
+      <w:pPr>
+        <w:pStyle w:val="SourceCode"/>
+        <w:keepNext/>
+      </w:pPr>
+      <w:r>
+        <w:t># names, and Path holds a file's path and offers the file tools as its</w:t>
+      </w:r>
+    </w:p>
+    <w:p>
+      <w:pPr>
+        <w:pStyle w:val="SourceCode"/>
+      </w:pPr>
+      <w:r>
+        <w:t># methods.</w:t>
+      </w:r>
+    </w:p>
+    <w:p>
+      <w:pPr>
+        <w:pStyle w:val="SourceCode"/>
+      </w:pPr>
+      <w:r>
+        <w:t>import os</w:t>
       </w:r>
     </w:p>
     <w:p>
@@ -8716,15 +9243,31 @@
         <w:pStyle w:val="SourceCode"/>
       </w:pPr>
       <w:r>
-        <w:t xml:space="preserve">    # Remember, a relative path starts from the working directory.</w:t>
-      </w:r>
-    </w:p>
-    <w:p>
-      <w:pPr>
-        <w:pStyle w:val="SourceCode"/>
-      </w:pPr>
-      <w:r>
-        <w:t xml:space="preserve">    path = "inventory.txt"</w:t>
+        <w:t xml:space="preserve">    # The file goes in the python folder, so the Python programs write</w:t>
+      </w:r>
+    </w:p>
+    <w:p>
+      <w:pPr>
+        <w:pStyle w:val="SourceCode"/>
+      </w:pPr>
+      <w:r>
+        <w:t xml:space="preserve">    # only inside their own folder. Remember, os.path.join joins with the</w:t>
+      </w:r>
+    </w:p>
+    <w:p>
+      <w:pPr>
+        <w:pStyle w:val="SourceCode"/>
+      </w:pPr>
+      <w:r>
+        <w:t xml:space="preserve">    # right separator.</w:t>
+      </w:r>
+    </w:p>
+    <w:p>
+      <w:pPr>
+        <w:pStyle w:val="SourceCode"/>
+      </w:pPr>
+      <w:r>
+        <w:t xml:space="preserve">    path = os.path.join("python", "inventory.txt")</w:t>
       </w:r>
     </w:p>
     <w:p>
@@ -8977,7 +9520,7 @@
         <w:keepNext/>
       </w:pPr>
       <w:r>
-        <w:t>Wrote inventory.txt:</w:t>
+        <w:t>Wrote python\inventory.txt:</w:t>
       </w:r>
     </w:p>
     <w:p>
@@ -9024,7 +9567,7 @@
         <w:pStyle w:val="ListBullet"/>
       </w:pPr>
       <w:r>
-        <w:t>Exit code 0 proves the write succeeded. Get-Content inventory.txt (cat on Linux or macOS) shows the same three lines.</w:t>
+        <w:t>Exit code 0 proves the write succeeded. Get-Content .\python\inventory.txt (cat on Linux or macOS) shows the same three lines.</w:t>
       </w:r>
     </w:p>
     <w:p>
@@ -9040,7 +9583,7 @@
         <w:pStyle w:val="ListBullet"/>
       </w:pPr>
       <w:r>
-        <w:t>Run every program from the lesson-3.3 folder. A relative path starts from the working directory, so a program run from another folder writes a second inventory.txt there and leaves this one alone.</w:t>
+        <w:t>Run every program from the lesson-3.3 folder. A relative path starts from the working directory, so from another folder the program looks for its language folder there instead: the write fails or lands somewhere else, and this file is left alone.</w:t>
       </w:r>
     </w:p>
     <w:p>
@@ -9083,16 +9626,16 @@
         <w:keepNext/>
       </w:pPr>
       <w:r>
-        <w:t>Set-Content inventory.txt old-01</w:t>
-      </w:r>
-    </w:p>
-    <w:p>
-      <w:pPr>
-        <w:pStyle w:val="CommandBlock"/>
-        <w:keepNext/>
-      </w:pPr>
-      <w:r>
-        <w:t>Set-ItemProperty inventory.txt IsReadOnly $true</w:t>
+        <w:t>Set-Content .\python\inventory.txt old-01</w:t>
+      </w:r>
+    </w:p>
+    <w:p>
+      <w:pPr>
+        <w:pStyle w:val="CommandBlock"/>
+        <w:keepNext/>
+      </w:pPr>
+      <w:r>
+        <w:t>Set-ItemProperty .\python\inventory.txt IsReadOnly $true</w:t>
       </w:r>
     </w:p>
     <w:p>
@@ -9119,15 +9662,15 @@
         <w:keepNext/>
       </w:pPr>
       <w:r>
-        <w:t>Set-ItemProperty inventory.txt IsReadOnly $false</w:t>
-      </w:r>
-    </w:p>
-    <w:p>
-      <w:pPr>
-        <w:pStyle w:val="CommandBlock"/>
-      </w:pPr>
-      <w:r>
-        <w:t>Get-Content inventory.txt</w:t>
+        <w:t>Set-ItemProperty .\python\inventory.txt IsReadOnly $false</w:t>
+      </w:r>
+    </w:p>
+    <w:p>
+      <w:pPr>
+        <w:pStyle w:val="CommandBlock"/>
+      </w:pPr>
+      <w:r>
+        <w:t>Get-Content .\python\inventory.txt</w:t>
       </w:r>
     </w:p>
     <w:p>
@@ -9162,16 +9705,16 @@
         <w:keepNext/>
       </w:pPr>
       <w:r>
-        <w:t>echo old-01 &gt; inventory.txt</w:t>
-      </w:r>
-    </w:p>
-    <w:p>
-      <w:pPr>
-        <w:pStyle w:val="CommandBlock"/>
-        <w:keepNext/>
-      </w:pPr>
-      <w:r>
-        <w:t>chmod a-w inventory.txt</w:t>
+        <w:t>echo old-01 &gt; ./python/inventory.txt</w:t>
+      </w:r>
+    </w:p>
+    <w:p>
+      <w:pPr>
+        <w:pStyle w:val="CommandBlock"/>
+        <w:keepNext/>
+      </w:pPr>
+      <w:r>
+        <w:t>chmod a-w ./python/inventory.txt</w:t>
       </w:r>
     </w:p>
     <w:p>
@@ -9198,15 +9741,15 @@
         <w:keepNext/>
       </w:pPr>
       <w:r>
-        <w:t>chmod u+w inventory.txt</w:t>
-      </w:r>
-    </w:p>
-    <w:p>
-      <w:pPr>
-        <w:pStyle w:val="CommandBlock"/>
-      </w:pPr>
-      <w:r>
-        <w:t>cat inventory.txt</w:t>
+        <w:t>chmod u+w ./python/inventory.txt</w:t>
+      </w:r>
+    </w:p>
+    <w:p>
+      <w:pPr>
+        <w:pStyle w:val="CommandBlock"/>
+      </w:pPr>
+      <w:r>
+        <w:t>cat ./python/inventory.txt</w:t>
       </w:r>
     </w:p>
     <w:p>
@@ -9232,17 +9775,17 @@
         <w:pStyle w:val="RequiredOutput"/>
       </w:pPr>
       <w:r>
-        <w:t>Error: [Errno 13] Permission denied: 'inventory.txt'</w:t>
-      </w:r>
-    </w:p>
-    <w:p>
-      <w:pPr>
-        <w:keepNext/>
-      </w:pPr>
-    </w:p>
-    <w:p>
-      <w:r>
-        <w:t>The error's message names the reason and the file. Then $LASTEXITCODE prints 1 (echo $? on Linux or macOS), and Get-Content shows old-01: the program could not open the file for writing, so the file was never emptied and its contents are unchanged. The program printed no Wrote line, because it writes first and prints only after the write has succeeded. Run the Production-Minded program once more to put the three servers back.</w:t>
+        <w:t>Error: [Errno 13] Permission denied: 'python\\inventory.txt'</w:t>
+      </w:r>
+    </w:p>
+    <w:p>
+      <w:pPr>
+        <w:keepNext/>
+      </w:pPr>
+    </w:p>
+    <w:p>
+      <w:r>
+        <w:t>The error's message names the reason and the file. Python shows the path the way it writes text in code, so each \ appears twice. Then $LASTEXITCODE prints 1 (echo $? on Linux or macOS), and Get-Content shows old-01: the program could not open the file for writing, so the file was never emptied and its contents are unchanged. The program printed no Wrote line, because it writes first and prints only after the write has succeeded. Run the Production-Minded program once more to put the three servers back.</w:t>
       </w:r>
     </w:p>
     <w:p>
@@ -9302,7 +9845,7 @@
     </w:p>
     <w:p>
       <w:r>
-        <w:t>Both versions write the same complete text into inventory.txt in one write, creating the file when it is missing and replacing its contents when it exists, and then print what they wrote. The Basic version does it all in main and trusts the write. The Production-Minded version writes through write_text_file, which the Challenge and later lessons reuse, checks the write the way Lesson 2.11 taught, and prints nothing until the write has succeeded, so a failure shows one Error line and exit code 1.</w:t>
+        <w:t>Both versions write the same complete text into .\python\inventory.txt in one write, creating the file when it is missing and replacing its contents when it exists, and then print what they wrote. The Basic version does it all in main and trusts the write. The Production-Minded version writes through write_text_file, which the Challenge and later lessons reuse, checks the write the way Lesson 2.11 taught, and prints nothing until the write has succeeded, so a failure shows one Error line and exit code 1.</w:t>
       </w:r>
     </w:p>
     <w:p>
@@ -9353,7 +9896,7 @@
     </w:p>
     <w:p>
       <w:r>
-        <w:t>Start with the most direct version: main writes the whole text into inventory.txt with writeFileSync and prints what it wrote with process.stdout.write. This Basic version trusts that the write works; the Production-Minded version checks. Every step is commented, so read the comments as you type it.</w:t>
+        <w:t>Start with the most direct version: main joins the typescript folder and inventory.txt into one path with join, writes the whole text into the file with writeFileSync and prints what it wrote with process.stdout.write. This Basic version trusts that the write works; the Production-Minded version checks. Every step is commented, so read the comments as you type it.</w:t>
       </w:r>
     </w:p>
     <w:p>
@@ -9384,7 +9927,7 @@
         <w:keepNext/>
       </w:pPr>
       <w:r>
-        <w:t>// module; node:fs holds Node's tools for files.</w:t>
+        <w:t>// module; node:fs holds Node's tools for files, and node:path joins paths.</w:t>
       </w:r>
     </w:p>
     <w:p>
@@ -9399,6 +9942,14 @@
       <w:pPr>
         <w:pStyle w:val="SourceCode"/>
       </w:pPr>
+      <w:r>
+        <w:t>import { join } from "node:path";</w:t>
+      </w:r>
+    </w:p>
+    <w:p>
+      <w:pPr>
+        <w:pStyle w:val="SourceCode"/>
+      </w:pPr>
     </w:p>
     <w:p>
       <w:pPr>
@@ -9458,6 +10009,43 @@
         <w:pStyle w:val="SourceCode"/>
       </w:pPr>
       <w:r>
+        <w:t xml:space="preserve">    // The file's name is inventory.txt, and it goes in the typescript</w:t>
+      </w:r>
+    </w:p>
+    <w:p>
+      <w:pPr>
+        <w:pStyle w:val="SourceCode"/>
+      </w:pPr>
+      <w:r>
+        <w:t xml:space="preserve">    // folder, so the TypeScript programs write only inside their own</w:t>
+      </w:r>
+    </w:p>
+    <w:p>
+      <w:pPr>
+        <w:pStyle w:val="SourceCode"/>
+      </w:pPr>
+      <w:r>
+        <w:t xml:space="preserve">    // folder. Remember, join builds the path with the right separator.</w:t>
+      </w:r>
+    </w:p>
+    <w:p>
+      <w:pPr>
+        <w:pStyle w:val="SourceCode"/>
+      </w:pPr>
+      <w:r>
+        <w:t xml:space="preserve">    const path: string = join("typescript", "inventory.txt");</w:t>
+      </w:r>
+    </w:p>
+    <w:p>
+      <w:pPr>
+        <w:pStyle w:val="SourceCode"/>
+      </w:pPr>
+    </w:p>
+    <w:p>
+      <w:pPr>
+        <w:pStyle w:val="SourceCode"/>
+      </w:pPr>
+      <w:r>
         <w:t xml:space="preserve">    // Remember, writeFileSync creates, writes, and closes in one call, and</w:t>
       </w:r>
     </w:p>
@@ -9474,92 +10062,92 @@
         <w:pStyle w:val="SourceCode"/>
       </w:pPr>
       <w:r>
-        <w:t xml:space="preserve">    // or not the file exists: a missing inventory.txt is created, and an</w:t>
-      </w:r>
-    </w:p>
-    <w:p>
-      <w:pPr>
-        <w:pStyle w:val="SourceCode"/>
-      </w:pPr>
-      <w:r>
-        <w:t xml:space="preserve">    // existing one is emptied first, so its old text is gone before</w:t>
-      </w:r>
-    </w:p>
-    <w:p>
-      <w:pPr>
-        <w:pStyle w:val="SourceCode"/>
-      </w:pPr>
-      <w:r>
-        <w:t xml:space="preserve">    // anything is written. Lesson 3.1 checked first and refused an existing</w:t>
-      </w:r>
-    </w:p>
-    <w:p>
-      <w:pPr>
-        <w:pStyle w:val="SourceCode"/>
-      </w:pPr>
-      <w:r>
-        <w:t xml:space="preserve">    // file; this lesson replaces it on purpose. Remember, "utf-8" says how</w:t>
-      </w:r>
-    </w:p>
-    <w:p>
-      <w:pPr>
-        <w:pStyle w:val="SourceCode"/>
-      </w:pPr>
-      <w:r>
-        <w:t xml:space="preserve">    // characters become the file's bytes. This Basic version trusts that</w:t>
-      </w:r>
-    </w:p>
-    <w:p>
-      <w:pPr>
-        <w:pStyle w:val="SourceCode"/>
-      </w:pPr>
-      <w:r>
-        <w:t xml:space="preserve">    // the write works.</w:t>
-      </w:r>
-    </w:p>
-    <w:p>
-      <w:pPr>
-        <w:pStyle w:val="SourceCode"/>
-      </w:pPr>
-      <w:r>
-        <w:t xml:space="preserve">    writeFileSync("inventory.txt", contents, "utf-8");</w:t>
-      </w:r>
-    </w:p>
-    <w:p>
-      <w:pPr>
-        <w:pStyle w:val="SourceCode"/>
-      </w:pPr>
-    </w:p>
-    <w:p>
-      <w:pPr>
-        <w:pStyle w:val="SourceCode"/>
-      </w:pPr>
-      <w:r>
-        <w:t xml:space="preserve">    // Report the text just written. Remember, the text already ends in a</w:t>
-      </w:r>
-    </w:p>
-    <w:p>
-      <w:pPr>
-        <w:pStyle w:val="SourceCode"/>
-      </w:pPr>
-      <w:r>
-        <w:t xml:space="preserve">    // line ending, so process.stdout.write, which adds none, prints it with</w:t>
-      </w:r>
-    </w:p>
-    <w:p>
-      <w:pPr>
-        <w:pStyle w:val="SourceCode"/>
-      </w:pPr>
-      <w:r>
-        <w:t xml:space="preserve">    // nothing added.</w:t>
-      </w:r>
-    </w:p>
-    <w:p>
-      <w:pPr>
-        <w:pStyle w:val="SourceCode"/>
-      </w:pPr>
-      <w:r>
-        <w:t xml:space="preserve">    console.log("Wrote inventory.txt:");</w:t>
+        <w:t xml:space="preserve">    // or not the file exists: a missing file is created, and an existing</w:t>
+      </w:r>
+    </w:p>
+    <w:p>
+      <w:pPr>
+        <w:pStyle w:val="SourceCode"/>
+      </w:pPr>
+      <w:r>
+        <w:t xml:space="preserve">    // one is emptied first, so its old text is gone before anything is</w:t>
+      </w:r>
+    </w:p>
+    <w:p>
+      <w:pPr>
+        <w:pStyle w:val="SourceCode"/>
+      </w:pPr>
+      <w:r>
+        <w:t xml:space="preserve">    // written. Lesson 3.1 checked first and refused an existing file; this</w:t>
+      </w:r>
+    </w:p>
+    <w:p>
+      <w:pPr>
+        <w:pStyle w:val="SourceCode"/>
+      </w:pPr>
+      <w:r>
+        <w:t xml:space="preserve">    // lesson replaces it on purpose. Remember, "utf-8" says how characters</w:t>
+      </w:r>
+    </w:p>
+    <w:p>
+      <w:pPr>
+        <w:pStyle w:val="SourceCode"/>
+      </w:pPr>
+      <w:r>
+        <w:t xml:space="preserve">    // become the file's bytes. This Basic version trusts that the write</w:t>
+      </w:r>
+    </w:p>
+    <w:p>
+      <w:pPr>
+        <w:pStyle w:val="SourceCode"/>
+      </w:pPr>
+      <w:r>
+        <w:t xml:space="preserve">    // works.</w:t>
+      </w:r>
+    </w:p>
+    <w:p>
+      <w:pPr>
+        <w:pStyle w:val="SourceCode"/>
+      </w:pPr>
+      <w:r>
+        <w:t xml:space="preserve">    writeFileSync(path, contents, "utf-8");</w:t>
+      </w:r>
+    </w:p>
+    <w:p>
+      <w:pPr>
+        <w:pStyle w:val="SourceCode"/>
+      </w:pPr>
+    </w:p>
+    <w:p>
+      <w:pPr>
+        <w:pStyle w:val="SourceCode"/>
+      </w:pPr>
+      <w:r>
+        <w:t xml:space="preserve">    // Report the path and the text just written. Remember, the text</w:t>
+      </w:r>
+    </w:p>
+    <w:p>
+      <w:pPr>
+        <w:pStyle w:val="SourceCode"/>
+      </w:pPr>
+      <w:r>
+        <w:t xml:space="preserve">    // already ends in a line ending, so process.stdout.write, which adds</w:t>
+      </w:r>
+    </w:p>
+    <w:p>
+      <w:pPr>
+        <w:pStyle w:val="SourceCode"/>
+      </w:pPr>
+      <w:r>
+        <w:t xml:space="preserve">    // none, prints it with nothing added.</w:t>
+      </w:r>
+    </w:p>
+    <w:p>
+      <w:pPr>
+        <w:pStyle w:val="SourceCode"/>
+      </w:pPr>
+      <w:r>
+        <w:t xml:space="preserve">    console.log(`Wrote ${path}:`);</w:t>
       </w:r>
     </w:p>
     <w:p>
@@ -9725,7 +10313,7 @@
         <w:keepNext/>
       </w:pPr>
       <w:r>
-        <w:t>Wrote inventory.txt:</w:t>
+        <w:t>Wrote typescript\inventory.txt:</w:t>
       </w:r>
     </w:p>
     <w:p>
@@ -9764,7 +10352,7 @@
         <w:pStyle w:val="ListBullet"/>
       </w:pPr>
       <w:r>
-        <w:t>Wrote inventory.txt: is printed after the write, and the next three lines are the text the program wrote.</w:t>
+        <w:t>The Wrote line names the path the program joined, typescript and then inventory.txt, and is printed after the write; the next three lines are the text the program wrote.</w:t>
       </w:r>
     </w:p>
     <w:p>
@@ -9788,7 +10376,7 @@
         <w:pStyle w:val="ListBullet"/>
       </w:pPr>
       <w:r>
-        <w:t>If this was the first program you ran in the lesson, inventory.txt did not exist before, and the program created it. If it already existed, the program replaced its contents.</w:t>
+        <w:t>If this was the first TypeScript program you ran in the lesson, .\typescript\inventory.txt did not exist before, and the program created it. If it already existed, the program replaced its contents.</w:t>
       </w:r>
     </w:p>
     <w:p>
@@ -9804,7 +10392,7 @@
         <w:pStyle w:val="ListBullet"/>
       </w:pPr>
       <w:r>
-        <w:t>Run every program from the lesson-3.3 folder. A relative path starts from the working directory, so a program run from another folder writes a second inventory.txt there and leaves this one alone.</w:t>
+        <w:t>Run every program from the lesson-3.3 folder. A relative path starts from the working directory, so from another folder the program looks for its language folder there instead: the write fails or lands somewhere else, and this file is left alone.</w:t>
       </w:r>
     </w:p>
     <w:p>
@@ -9833,30 +10421,30 @@
         <w:keepNext/>
       </w:pPr>
       <w:r>
-        <w:t>Now answer the lesson's question, creates or replaces, with a file that already holds something. Set-Content is PowerShell's own write command: it puts the line old-01, an outdated server, into inventory.txt. Get-Content shows it, the program runs, and Get-Content shows the file again.</w:t>
-      </w:r>
-    </w:p>
-    <w:p>
-      <w:pPr>
-        <w:keepNext/>
-      </w:pPr>
-    </w:p>
-    <w:p>
-      <w:pPr>
-        <w:pStyle w:val="CommandBlock"/>
-        <w:keepNext/>
-      </w:pPr>
-      <w:r>
-        <w:t>Set-Content inventory.txt old-01</w:t>
-      </w:r>
-    </w:p>
-    <w:p>
-      <w:pPr>
-        <w:pStyle w:val="CommandBlock"/>
-        <w:keepNext/>
-      </w:pPr>
-      <w:r>
-        <w:t>Get-Content inventory.txt</w:t>
+        <w:t>Now answer the lesson's question, creates or replaces, with a file that already holds something. Set-Content is PowerShell's own write command: it puts the line old-01, an outdated server, into .\typescript\inventory.txt. Get-Content shows it, the program runs, and Get-Content shows the file again.</w:t>
+      </w:r>
+    </w:p>
+    <w:p>
+      <w:pPr>
+        <w:keepNext/>
+      </w:pPr>
+    </w:p>
+    <w:p>
+      <w:pPr>
+        <w:pStyle w:val="CommandBlock"/>
+        <w:keepNext/>
+      </w:pPr>
+      <w:r>
+        <w:t>Set-Content .\typescript\inventory.txt old-01</w:t>
+      </w:r>
+    </w:p>
+    <w:p>
+      <w:pPr>
+        <w:pStyle w:val="CommandBlock"/>
+        <w:keepNext/>
+      </w:pPr>
+      <w:r>
+        <w:t>Get-Content .\typescript\inventory.txt</w:t>
       </w:r>
     </w:p>
     <w:p>
@@ -9873,7 +10461,7 @@
         <w:pStyle w:val="CommandBlock"/>
       </w:pPr>
       <w:r>
-        <w:t>Get-Content inventory.txt</w:t>
+        <w:t>Get-Content .\typescript\inventory.txt</w:t>
       </w:r>
     </w:p>
     <w:p>
@@ -9894,30 +10482,30 @@
         <w:keepNext/>
       </w:pPr>
       <w:r>
-        <w:t>echo old-01 &gt; inventory.txt does the same as Set-Content: &gt; sends echo's line into the file, replacing what it held. cat shows the file.</w:t>
-      </w:r>
-    </w:p>
-    <w:p>
-      <w:pPr>
-        <w:keepNext/>
-      </w:pPr>
-    </w:p>
-    <w:p>
-      <w:pPr>
-        <w:pStyle w:val="CommandBlock"/>
-        <w:keepNext/>
-      </w:pPr>
-      <w:r>
-        <w:t>echo old-01 &gt; inventory.txt</w:t>
-      </w:r>
-    </w:p>
-    <w:p>
-      <w:pPr>
-        <w:pStyle w:val="CommandBlock"/>
-        <w:keepNext/>
-      </w:pPr>
-      <w:r>
-        <w:t>cat inventory.txt</w:t>
+        <w:t>echo old-01 &gt; ./typescript/inventory.txt does the same as Set-Content: &gt; sends echo's line into the file, replacing what it held. cat shows the file.</w:t>
+      </w:r>
+    </w:p>
+    <w:p>
+      <w:pPr>
+        <w:keepNext/>
+      </w:pPr>
+    </w:p>
+    <w:p>
+      <w:pPr>
+        <w:pStyle w:val="CommandBlock"/>
+        <w:keepNext/>
+      </w:pPr>
+      <w:r>
+        <w:t>echo old-01 &gt; ./typescript/inventory.txt</w:t>
+      </w:r>
+    </w:p>
+    <w:p>
+      <w:pPr>
+        <w:pStyle w:val="CommandBlock"/>
+        <w:keepNext/>
+      </w:pPr>
+      <w:r>
+        <w:t>cat ./typescript/inventory.txt</w:t>
       </w:r>
     </w:p>
     <w:p>
@@ -9934,7 +10522,7 @@
         <w:pStyle w:val="CommandBlock"/>
       </w:pPr>
       <w:r>
-        <w:t>cat inventory.txt</w:t>
+        <w:t>cat ./typescript/inventory.txt</w:t>
       </w:r>
     </w:p>
     <w:p>
@@ -9970,7 +10558,7 @@
         <w:keepNext/>
       </w:pPr>
       <w:r>
-        <w:t>Wrote inventory.txt:</w:t>
+        <w:t>Wrote typescript\inventory.txt:</w:t>
       </w:r>
     </w:p>
     <w:p>
@@ -10087,7 +10675,7 @@
         <w:keepNext/>
       </w:pPr>
       <w:r>
-        <w:t>// Node's tools for files.</w:t>
+        <w:t>// Node's tools for files, and node:path joins paths.</w:t>
       </w:r>
     </w:p>
     <w:p>
@@ -10102,6 +10690,14 @@
       <w:pPr>
         <w:pStyle w:val="SourceCode"/>
       </w:pPr>
+      <w:r>
+        <w:t>import { join } from "node:path";</w:t>
+      </w:r>
+    </w:p>
+    <w:p>
+      <w:pPr>
+        <w:pStyle w:val="SourceCode"/>
+      </w:pPr>
     </w:p>
     <w:p>
       <w:pPr>
@@ -10185,15 +10781,31 @@
         <w:pStyle w:val="SourceCode"/>
       </w:pPr>
       <w:r>
-        <w:t xml:space="preserve">    // Remember, a relative path starts from the working directory.</w:t>
-      </w:r>
-    </w:p>
-    <w:p>
-      <w:pPr>
-        <w:pStyle w:val="SourceCode"/>
-      </w:pPr>
-      <w:r>
-        <w:t xml:space="preserve">    const path: string = "inventory.txt";</w:t>
+        <w:t xml:space="preserve">    // The file goes in the typescript folder, so the TypeScript programs</w:t>
+      </w:r>
+    </w:p>
+    <w:p>
+      <w:pPr>
+        <w:pStyle w:val="SourceCode"/>
+      </w:pPr>
+      <w:r>
+        <w:t xml:space="preserve">    // write only inside their own folder. Remember, join joins with the</w:t>
+      </w:r>
+    </w:p>
+    <w:p>
+      <w:pPr>
+        <w:pStyle w:val="SourceCode"/>
+      </w:pPr>
+      <w:r>
+        <w:t xml:space="preserve">    // right separator.</w:t>
+      </w:r>
+    </w:p>
+    <w:p>
+      <w:pPr>
+        <w:pStyle w:val="SourceCode"/>
+      </w:pPr>
+      <w:r>
+        <w:t xml:space="preserve">    const path: string = join("typescript", "inventory.txt");</w:t>
       </w:r>
     </w:p>
     <w:p>
@@ -10510,7 +11122,7 @@
         <w:keepNext/>
       </w:pPr>
       <w:r>
-        <w:t>Wrote inventory.txt:</w:t>
+        <w:t>Wrote typescript\inventory.txt:</w:t>
       </w:r>
     </w:p>
     <w:p>
@@ -10557,7 +11169,7 @@
         <w:pStyle w:val="ListBullet"/>
       </w:pPr>
       <w:r>
-        <w:t>Exit code 0 proves the write succeeded. Get-Content inventory.txt (cat on Linux or macOS) shows the same three lines.</w:t>
+        <w:t>Exit code 0 proves the write succeeded. Get-Content .\typescript\inventory.txt (cat on Linux or macOS) shows the same three lines.</w:t>
       </w:r>
     </w:p>
     <w:p>
@@ -10573,7 +11185,7 @@
         <w:pStyle w:val="ListBullet"/>
       </w:pPr>
       <w:r>
-        <w:t>Run every program from the lesson-3.3 folder. A relative path starts from the working directory, so a program run from another folder writes a second inventory.txt there and leaves this one alone.</w:t>
+        <w:t>Run every program from the lesson-3.3 folder. A relative path starts from the working directory, so from another folder the program looks for its language folder there instead: the write fails or lands somewhere else, and this file is left alone.</w:t>
       </w:r>
     </w:p>
     <w:p>
@@ -10616,16 +11228,16 @@
         <w:keepNext/>
       </w:pPr>
       <w:r>
-        <w:t>Set-Content inventory.txt old-01</w:t>
-      </w:r>
-    </w:p>
-    <w:p>
-      <w:pPr>
-        <w:pStyle w:val="CommandBlock"/>
-        <w:keepNext/>
-      </w:pPr>
-      <w:r>
-        <w:t>Set-ItemProperty inventory.txt IsReadOnly $true</w:t>
+        <w:t>Set-Content .\typescript\inventory.txt old-01</w:t>
+      </w:r>
+    </w:p>
+    <w:p>
+      <w:pPr>
+        <w:pStyle w:val="CommandBlock"/>
+        <w:keepNext/>
+      </w:pPr>
+      <w:r>
+        <w:t>Set-ItemProperty .\typescript\inventory.txt IsReadOnly $true</w:t>
       </w:r>
     </w:p>
     <w:p>
@@ -10652,15 +11264,15 @@
         <w:keepNext/>
       </w:pPr>
       <w:r>
-        <w:t>Set-ItemProperty inventory.txt IsReadOnly $false</w:t>
-      </w:r>
-    </w:p>
-    <w:p>
-      <w:pPr>
-        <w:pStyle w:val="CommandBlock"/>
-      </w:pPr>
-      <w:r>
-        <w:t>Get-Content inventory.txt</w:t>
+        <w:t>Set-ItemProperty .\typescript\inventory.txt IsReadOnly $false</w:t>
+      </w:r>
+    </w:p>
+    <w:p>
+      <w:pPr>
+        <w:pStyle w:val="CommandBlock"/>
+      </w:pPr>
+      <w:r>
+        <w:t>Get-Content .\typescript\inventory.txt</w:t>
       </w:r>
     </w:p>
     <w:p>
@@ -10695,16 +11307,16 @@
         <w:keepNext/>
       </w:pPr>
       <w:r>
-        <w:t>echo old-01 &gt; inventory.txt</w:t>
-      </w:r>
-    </w:p>
-    <w:p>
-      <w:pPr>
-        <w:pStyle w:val="CommandBlock"/>
-        <w:keepNext/>
-      </w:pPr>
-      <w:r>
-        <w:t>chmod a-w inventory.txt</w:t>
+        <w:t>echo old-01 &gt; ./typescript/inventory.txt</w:t>
+      </w:r>
+    </w:p>
+    <w:p>
+      <w:pPr>
+        <w:pStyle w:val="CommandBlock"/>
+        <w:keepNext/>
+      </w:pPr>
+      <w:r>
+        <w:t>chmod a-w ./typescript/inventory.txt</w:t>
       </w:r>
     </w:p>
     <w:p>
@@ -10731,15 +11343,15 @@
         <w:keepNext/>
       </w:pPr>
       <w:r>
-        <w:t>chmod u+w inventory.txt</w:t>
-      </w:r>
-    </w:p>
-    <w:p>
-      <w:pPr>
-        <w:pStyle w:val="CommandBlock"/>
-      </w:pPr>
-      <w:r>
-        <w:t>cat inventory.txt</w:t>
+        <w:t>chmod u+w ./typescript/inventory.txt</w:t>
+      </w:r>
+    </w:p>
+    <w:p>
+      <w:pPr>
+        <w:pStyle w:val="CommandBlock"/>
+      </w:pPr>
+      <w:r>
+        <w:t>cat ./typescript/inventory.txt</w:t>
       </w:r>
     </w:p>
     <w:p>
@@ -10784,10 +11396,10 @@
         <w:t>&lt;&lt;&lt;your $env:USERNAME&gt;&gt;&gt;</w:t>
       </w:r>
       <w:r>
-        <w:t>\spa\lesson-3.3\inventory.txt', with your user name, which $env:USERNAME prints, in place of the placeholder. On Linux and macOS the code is EACCES, permission denied, and the path uses / between the parts. Then $LASTEXITCODE prints 1 (echo $? on Linux or macOS), and Get-Content shows old-01: the program could not open the file for writing, so the file was never emptied and its contents are unchanged. The program printed no Wrote line, because it writes first and prints only after the write has succeeded. R</w:t>
-      </w:r>
-      <w:r>
-        <w:t>un the Production-Minded program once more to put the three servers back.</w:t>
+        <w:t>\spa\lesson-3.3\typescript\inventory.txt', with your user name, which $env:USERNAME prints, in place of the placeholder. On Linux and macOS the code is EACCES, permission denied, and the path uses / between the parts. Then $LASTEXITCODE prints 1 (echo $? on Linux or macOS), and Get-Content shows old-01: the program could not open the file for writing, so the file was never emptied and its contents are unchanged. The program printed no Wrote line, because it writes first and prints only after the write has s</w:t>
+      </w:r>
+      <w:r>
+        <w:t>ucceeded. Run the Production-Minded program once more to put the three servers back.</w:t>
       </w:r>
     </w:p>
     <w:p>
@@ -10847,7 +11459,7 @@
     </w:p>
     <w:p>
       <w:r>
-        <w:t>Both versions write the same complete text into inventory.txt in one write, creating the file when it is missing and replacing its contents when it exists, and then print what they wrote. The Basic version does it all in main and trusts the write. The Production-Minded version writes through writeTextFile, which the Challenge and later lessons reuse, checks the write the way Lesson 2.11 taught, and prints nothing until the write has succeeded, so a failure shows one Error line and exit code 1.</w:t>
+        <w:t>Both versions write the same complete text into .\typescript\inventory.txt in one write, creating the file when it is missing and replacing its contents when it exists, and then print what they wrote. The Basic version does it all in main and trusts the write. The Production-Minded version writes through writeTextFile, which the Challenge and later lessons reuse, checks the write the way Lesson 2.11 taught, and prints nothing until the write has succeeded, so a failure shows one Error line and exit code 1.</w:t>
       </w:r>
     </w:p>
     <w:p>
@@ -11277,7 +11889,7 @@
         <w:pStyle w:val="ListBullet"/>
       </w:pPr>
       <w:r>
-        <w:t>After every successful run, Get-Content inventory.txt shows exactly the three lines the program wrote.</w:t>
+        <w:t>After every successful run, Get-Content on the language's own inventory.txt, such as .\c\inventory.txt, shows exactly the three lines the program wrote.</w:t>
       </w:r>
     </w:p>
     <w:p>
@@ -11333,7 +11945,7 @@
         <w:keepNext/>
       </w:pPr>
       <w:r>
-        <w:t>File to write: inventory.txt, in the lesson-3.3 folder</w:t>
+        <w:t>File to write: inventory.txt, in each language's folder</w:t>
       </w:r>
     </w:p>
     <w:p>
@@ -11342,7 +11954,7 @@
         <w:keepNext/>
       </w:pPr>
       <w:r>
-        <w:t>Before the first run: inventory.txt does not exist</w:t>
+        <w:t>Before the first run: no inventory.txt exists</w:t>
       </w:r>
     </w:p>
     <w:p>
@@ -11403,7 +12015,7 @@
         <w:keepNext/>
       </w:pPr>
       <w:r>
-        <w:t>Both the Basic and the Production-Minded program show these lines and end with exit code 0.</w:t>
+        <w:t>Both the Basic and the Production-Minded program show these lines and end with exit code 0. These are the C lines; each language prints its own folder name in place of c.</w:t>
       </w:r>
     </w:p>
     <w:p>
@@ -11417,7 +12029,7 @@
         <w:keepNext/>
       </w:pPr>
       <w:r>
-        <w:t>Wrote inventory.txt:</w:t>
+        <w:t>Wrote c\inventory.txt:</w:t>
       </w:r>
     </w:p>
     <w:p>
@@ -11490,7 +12102,7 @@
         <w:pStyle w:val="ListBullet"/>
       </w:pPr>
       <w:r>
-        <w:t>Running the program from another folder. A relative path starts from the working directory, so the program writes a new inventory.txt wherever you are.</w:t>
+        <w:t>Running the program from another folder. A relative path starts from the working directory, so the program looks for its language folder wherever you are, and the write fails or lands in the wrong place.</w:t>
       </w:r>
     </w:p>
     <w:p>
@@ -11522,7 +12134,7 @@
         <w:pStyle w:val="ListBullet"/>
       </w:pPr>
       <w:r>
-        <w:t>Leaving inventory.txt read-only after the Read-Only Check. Every later write then fails until the mark is cleared.</w:t>
+        <w:t>Leaving a language's inventory.txt read-only after the Read-Only Check. Every later write then fails until the mark is cleared.</w:t>
       </w:r>
     </w:p>
     <w:p>
@@ -11602,17 +12214,17 @@
         <w:pStyle w:val="ListBullet"/>
       </w:pPr>
       <w:r>
-        <w:t>Before you run anything, predict what the program prints and what Get-Content inventory.txt shows afterward.</w:t>
-      </w:r>
-    </w:p>
-    <w:p>
-      <w:pPr>
-        <w:keepNext/>
-      </w:pPr>
-    </w:p>
-    <w:p>
-      <w:r>
-        <w:t>Run the Production-Minded program in each language. The output must match the Required Exercise Output below, and the exit code must be 0. Get-Content inventory.txt must show the four lines. Then run the Basic program once more and look again: the file is back to three lines, because each write replaces the whole contents with its own complete text.</w:t>
+        <w:t>Before you run anything, predict what the program prints and what Get-Content shows in the language's inventory.txt afterward.</w:t>
+      </w:r>
+    </w:p>
+    <w:p>
+      <w:pPr>
+        <w:keepNext/>
+      </w:pPr>
+    </w:p>
+    <w:p>
+      <w:r>
+        <w:t>Run the Production-Minded program in each language. The output must match the Required Exercise Output below, and the exit code must be 0. Get-Content on the language's inventory.txt, such as .\c\inventory.txt, must show the four lines. Then run the Basic program once more and look again: the file is back to three lines, because each write replaces the whole contents with its own complete text.</w:t>
       </w:r>
     </w:p>
     <w:p>
@@ -11638,7 +12250,7 @@
         <w:keepNext/>
       </w:pPr>
       <w:r>
-        <w:t>With cache-01 added to the text, and exit code 0:</w:t>
+        <w:t>With cache-01 added to the text, and exit code 0. These are the C lines; each language prints its own folder name in place of c.</w:t>
       </w:r>
     </w:p>
     <w:p>
@@ -11652,7 +12264,7 @@
         <w:keepNext/>
       </w:pPr>
       <w:r>
-        <w:t>Wrote inventory.txt:</w:t>
+        <w:t>Wrote c\inventory.txt:</w:t>
       </w:r>
     </w:p>
     <w:p>
@@ -11718,7 +12330,7 @@
         <w:keepNext/>
       </w:pPr>
       <w:r>
-        <w:t>The Contact Manager keeps its contacts in a file. Change the Production-Minded program so that it also writes contacts.txt, in the lesson-3.3 folder, with these two lines and a line ending after each:</w:t>
+        <w:t>The Contact Manager keeps its contacts in a file. Change the Production-Minded program so that it also writes contacts.txt, in the language's own folder next to its inventory.txt (joined the same way), with these two lines and a line ending after each:</w:t>
       </w:r>
     </w:p>
     <w:p>
@@ -11769,17 +12381,17 @@
         <w:pStyle w:val="ListBullet"/>
       </w:pPr>
       <w:r>
-        <w:t>After the inventory's lines, print Wrote contacts.txt: and then the contacts' text, exactly as written.</w:t>
-      </w:r>
-    </w:p>
-    <w:p>
-      <w:pPr>
-        <w:keepNext/>
-      </w:pPr>
-    </w:p>
-    <w:p>
-      <w:r>
-        <w:t>Run it. The output must match the Required Challenge Output below, and Get-Content contacts.txt must show the two contacts. With the Exercise as well, the output must match the Required Combined Output after it. Lesson 3.2's Challenge read a contacts.txt with these same two lines: one program writes the file and a later run reads it back, which is the save-and-reload the Contact Manager needs.</w:t>
+        <w:t>After the inventory's lines, print Wrote, the contacts file's path, and a colon, and then the contacts' text, exactly as written.</w:t>
+      </w:r>
+    </w:p>
+    <w:p>
+      <w:pPr>
+        <w:keepNext/>
+      </w:pPr>
+    </w:p>
+    <w:p>
+      <w:r>
+        <w:t>Run it. The output must match the Required Challenge Output below, and Get-Content on the language's contacts.txt, such as .\c\contacts.txt, must show the two contacts. With the Exercise as well, the output must match the Required Combined Output after it. Lesson 3.2's Challenge read a contacts.txt with these same two lines: one program writes the file and a later run reads it back, which is the save-and-reload the Contact Manager needs.</w:t>
       </w:r>
     </w:p>
     <w:p>
@@ -11805,7 +12417,7 @@
         <w:keepNext/>
       </w:pPr>
       <w:r>
-        <w:t>With contacts.txt written as well, and exit code 0:</w:t>
+        <w:t>With contacts.txt written as well, and exit code 0. These are the C lines; each language prints its own folder name in place of c.</w:t>
       </w:r>
     </w:p>
     <w:p>
@@ -11819,7 +12431,7 @@
         <w:keepNext/>
       </w:pPr>
       <w:r>
-        <w:t>Wrote inventory.txt:</w:t>
+        <w:t>Wrote c\inventory.txt:</w:t>
       </w:r>
     </w:p>
     <w:p>
@@ -11855,7 +12467,7 @@
         <w:keepNext/>
       </w:pPr>
       <w:r>
-        <w:t>Wrote contacts.txt:</w:t>
+        <w:t>Wrote c\contacts.txt:</w:t>
       </w:r>
     </w:p>
     <w:p>
@@ -11898,7 +12510,7 @@
         <w:keepNext/>
       </w:pPr>
       <w:r>
-        <w:t>With both changes, and exit code 0:</w:t>
+        <w:t>With both changes, and exit code 0. These are the C lines; each language prints its own folder name in place of c.</w:t>
       </w:r>
     </w:p>
     <w:p>
@@ -11912,7 +12524,7 @@
         <w:keepNext/>
       </w:pPr>
       <w:r>
-        <w:t>Wrote inventory.txt:</w:t>
+        <w:t>Wrote c\inventory.txt:</w:t>
       </w:r>
     </w:p>
     <w:p>
@@ -11957,7 +12569,7 @@
         <w:keepNext/>
       </w:pPr>
       <w:r>
-        <w:t>Wrote contacts.txt:</w:t>
+        <w:t>Wrote c\contacts.txt:</w:t>
       </w:r>
     </w:p>
     <w:p>
@@ -12005,7 +12617,7 @@
         <w:pStyle w:val="ListBullet"/>
       </w:pPr>
       <w:r>
-        <w:t>I confirmed that inventory.txt did not exist before my first run, and that the first run created it.</w:t>
+        <w:t>I confirmed that no inventory.txt existed before my first run, and that each language's first run created its own.</w:t>
       </w:r>
     </w:p>
     <w:p>
@@ -12270,31 +12882,31 @@
       </w:rPr>
     </w:lvl>
   </w:abstractNum>
-  <w:num w:numId="1" w16cid:durableId="515340743">
+  <w:num w:numId="1" w16cid:durableId="749500541">
     <w:abstractNumId w:val="8"/>
   </w:num>
-  <w:num w:numId="2" w16cid:durableId="1105420694">
+  <w:num w:numId="2" w16cid:durableId="343165768">
     <w:abstractNumId w:val="6"/>
   </w:num>
-  <w:num w:numId="3" w16cid:durableId="113447781">
+  <w:num w:numId="3" w16cid:durableId="924067870">
     <w:abstractNumId w:val="5"/>
   </w:num>
-  <w:num w:numId="4" w16cid:durableId="239750847">
+  <w:num w:numId="4" w16cid:durableId="1911887531">
     <w:abstractNumId w:val="4"/>
   </w:num>
-  <w:num w:numId="5" w16cid:durableId="236017216">
+  <w:num w:numId="5" w16cid:durableId="469980764">
     <w:abstractNumId w:val="7"/>
   </w:num>
-  <w:num w:numId="6" w16cid:durableId="1114864968">
+  <w:num w:numId="6" w16cid:durableId="1971208062">
     <w:abstractNumId w:val="3"/>
   </w:num>
-  <w:num w:numId="7" w16cid:durableId="2098208926">
+  <w:num w:numId="7" w16cid:durableId="787700983">
     <w:abstractNumId w:val="2"/>
   </w:num>
-  <w:num w:numId="8" w16cid:durableId="99570930">
+  <w:num w:numId="8" w16cid:durableId="1128551521">
     <w:abstractNumId w:val="1"/>
   </w:num>
-  <w:num w:numId="9" w16cid:durableId="868228215">
+  <w:num w:numId="9" w16cid:durableId="2119982479">
     <w:abstractNumId w:val="0"/>
   </w:num>
 </w:numbering>

--- a/Volume 1/Chapter 03 - File Handling/SPA_Vol1_Ch3_Lesson3_3_Write_File.docx
+++ b/Volume 1/Chapter 03 - File Handling/SPA_Vol1_Ch3_Lesson3_3_Write_File.docx
@@ -1826,15 +1826,15 @@
         <w:pStyle w:val="SourceCode"/>
       </w:pPr>
       <w:r>
-        <w:t xml:space="preserve">    // Remember, fprintf writes to any handle. "%s" writes the whole text</w:t>
-      </w:r>
-    </w:p>
-    <w:p>
-      <w:pPr>
-        <w:pStyle w:val="SourceCode"/>
-      </w:pPr>
-      <w:r>
-        <w:t xml:space="preserve">    // exactly as given, in one write.</w:t>
+        <w:t xml:space="preserve">    // Remember, fprintf writes to any handle, and "%s" writes the whole</w:t>
+      </w:r>
+    </w:p>
+    <w:p>
+      <w:pPr>
+        <w:pStyle w:val="SourceCode"/>
+      </w:pPr>
+      <w:r>
+        <w:t xml:space="preserve">    // text exactly as given, in one write, even if it holds a %.</w:t>
       </w:r>
     </w:p>
     <w:p>
@@ -6746,7 +6746,7 @@
     </w:p>
     <w:p>
       <w:r>
-        <w:t>Go writes a whole file with one call, os.WriteFile, as in Lesson 3.1: it creates a missing file or empties an existing one, writes the bytes, and closes the file, and it returns an error value, nil when the write worked. []byte(contents) turns the text into the bytes to write, and 0644 is the Unix permission for a new file, which Windows ignores.</w:t>
+        <w:t>Go writes a whole file with one call, os.WriteFile, as in Lesson 3.1: it creates a missing file or empties an existing one, writes the bytes, and closes the file, and it returns an error value, nil when the write worked. []byte(contents) turns the text into the bytes to write, and 0644 sets the Linux and macOS permissions of a new file; Windows ignores it.</w:t>
       </w:r>
     </w:p>
     <w:p>
@@ -7021,23 +7021,23 @@
         <w:pStyle w:val="SourceCode"/>
       </w:pPr>
       <w:r>
-        <w:t xml:space="preserve">    // text into the bytes to write, and 0644 is the Unix permission for a</w:t>
-      </w:r>
-    </w:p>
-    <w:p>
-      <w:pPr>
-        <w:pStyle w:val="SourceCode"/>
-      </w:pPr>
-      <w:r>
-        <w:t xml:space="preserve">    // normal file, which Windows ignores. os.WriteFile returns an error</w:t>
-      </w:r>
-    </w:p>
-    <w:p>
-      <w:pPr>
-        <w:pStyle w:val="SourceCode"/>
-      </w:pPr>
-      <w:r>
-        <w:t xml:space="preserve">    // value; this Basic version ignores it and trusts the write.</w:t>
+        <w:t xml:space="preserve">    // text into the bytes to write, and 0644 sets the Linux and macOS</w:t>
+      </w:r>
+    </w:p>
+    <w:p>
+      <w:pPr>
+        <w:pStyle w:val="SourceCode"/>
+      </w:pPr>
+      <w:r>
+        <w:t xml:space="preserve">    // permissions of a new file; Windows ignores it. os.WriteFile returns an</w:t>
+      </w:r>
+    </w:p>
+    <w:p>
+      <w:pPr>
+        <w:pStyle w:val="SourceCode"/>
+      </w:pPr>
+      <w:r>
+        <w:t xml:space="preserve">    // error value; this Basic version ignores it and trusts the write.</w:t>
       </w:r>
     </w:p>
     <w:p>
@@ -9185,15 +9185,15 @@
         <w:pStyle w:val="SourceCode"/>
       </w:pPr>
       <w:r>
-        <w:t># one call. When it cannot write the file, it raises an OSError, such as</w:t>
-      </w:r>
-    </w:p>
-    <w:p>
-      <w:pPr>
-        <w:pStyle w:val="SourceCode"/>
-      </w:pPr>
-      <w:r>
-        <w:t># PermissionError, and this function passes it on to its caller.</w:t>
+        <w:t># one call, and newline="\n" keeps "\n" as one byte on Windows. A failure</w:t>
+      </w:r>
+    </w:p>
+    <w:p>
+      <w:pPr>
+        <w:pStyle w:val="SourceCode"/>
+      </w:pPr>
+      <w:r>
+        <w:t># raises an OSError, such as PermissionError, which passes on to the caller.</w:t>
       </w:r>
     </w:p>
     <w:p>
@@ -12882,31 +12882,31 @@
       </w:rPr>
     </w:lvl>
   </w:abstractNum>
-  <w:num w:numId="1" w16cid:durableId="749500541">
+  <w:num w:numId="1" w16cid:durableId="1785808303">
     <w:abstractNumId w:val="8"/>
   </w:num>
-  <w:num w:numId="2" w16cid:durableId="343165768">
+  <w:num w:numId="2" w16cid:durableId="193732786">
     <w:abstractNumId w:val="6"/>
   </w:num>
-  <w:num w:numId="3" w16cid:durableId="924067870">
+  <w:num w:numId="3" w16cid:durableId="1567764445">
     <w:abstractNumId w:val="5"/>
   </w:num>
-  <w:num w:numId="4" w16cid:durableId="1911887531">
+  <w:num w:numId="4" w16cid:durableId="863397853">
     <w:abstractNumId w:val="4"/>
   </w:num>
-  <w:num w:numId="5" w16cid:durableId="469980764">
+  <w:num w:numId="5" w16cid:durableId="771557604">
     <w:abstractNumId w:val="7"/>
   </w:num>
-  <w:num w:numId="6" w16cid:durableId="1971208062">
+  <w:num w:numId="6" w16cid:durableId="2089299988">
     <w:abstractNumId w:val="3"/>
   </w:num>
-  <w:num w:numId="7" w16cid:durableId="787700983">
+  <w:num w:numId="7" w16cid:durableId="1398480451">
     <w:abstractNumId w:val="2"/>
   </w:num>
-  <w:num w:numId="8" w16cid:durableId="1128551521">
+  <w:num w:numId="8" w16cid:durableId="282079527">
     <w:abstractNumId w:val="1"/>
   </w:num>
-  <w:num w:numId="9" w16cid:durableId="2119982479">
+  <w:num w:numId="9" w16cid:durableId="1723753842">
     <w:abstractNumId w:val="0"/>
   </w:num>
 </w:numbering>
